--- a/сетевые контроллеры/109/типовые неисправности.docx
+++ b/сетевые контроллеры/109/типовые неисправности.docx
@@ -1,6 +1,6 @@
 
 <file path=word/document.xml><?xml version="1.0" encoding="utf-8"?>
-<w:document xmlns:wpc="http://schemas.microsoft.com/office/word/2010/wordprocessingCanvas" xmlns:cx="http://schemas.microsoft.com/office/drawing/2014/chartex" xmlns:cx1="http://schemas.microsoft.com/office/drawing/2015/9/8/chartex" xmlns:cx2="http://schemas.microsoft.com/office/drawing/2015/10/21/chartex" xmlns:cx3="http://schemas.microsoft.com/office/drawing/2016/5/9/chartex" xmlns:cx4="http://schemas.microsoft.com/office/drawing/2016/5/10/chartex" xmlns:cx5="http://schemas.microsoft.com/office/drawing/2016/5/11/chartex" xmlns:cx6="http://schemas.microsoft.com/office/drawing/2016/5/12/chartex" xmlns:cx7="http://schemas.microsoft.com/office/drawing/2016/5/13/chartex" xmlns:cx8="http://schemas.microsoft.com/office/drawing/2016/5/14/chartex" xmlns:mc="http://schemas.openxmlformats.org/markup-compatibility/2006" xmlns:aink="http://schemas.microsoft.com/office/drawing/2016/ink" xmlns:am3d="http://schemas.microsoft.com/office/drawing/2017/model3d" xmlns:o="urn:schemas-microsoft-com:office:office" xmlns:oel="http://schemas.microsoft.com/office/2019/extlst" xmlns:r="http://schemas.openxmlformats.org/officeDocument/2006/relationships" xmlns:m="http://schemas.openxmlformats.org/officeDocument/2006/math" xmlns:v="urn:schemas-microsoft-com:vml" xmlns:wp14="http://schemas.microsoft.com/office/word/2010/wordprocessingDrawing" xmlns:wp="http://schemas.openxmlformats.org/drawingml/2006/wordprocessingDrawing" xmlns:w10="urn:schemas-microsoft-com:office:word" xmlns:w="http://schemas.openxmlformats.org/wordprocessingml/2006/main" xmlns:w14="http://schemas.microsoft.com/office/word/2010/wordml" xmlns:w15="http://schemas.microsoft.com/office/word/2012/wordml" xmlns:w16cex="http://schemas.microsoft.com/office/word/2018/wordml/cex" xmlns:w16cid="http://schemas.microsoft.com/office/word/2016/wordml/cid" xmlns:w16="http://schemas.microsoft.com/office/word/2018/wordml" xmlns:w16du="http://schemas.microsoft.com/office/word/2023/wordml/word16du" xmlns:w16sdtdh="http://schemas.microsoft.com/office/word/2020/wordml/sdtdatahash" xmlns:w16sdtfl="http://schemas.microsoft.com/office/word/2024/wordml/sdtformatlock" xmlns:w16se="http://schemas.microsoft.com/office/word/2015/wordml/symex" xmlns:wpg="http://schemas.microsoft.com/office/word/2010/wordprocessingGroup" xmlns:wpi="http://schemas.microsoft.com/office/word/2010/wordprocessingInk" xmlns:wne="http://schemas.microsoft.com/office/word/2006/wordml" xmlns:wps="http://schemas.microsoft.com/office/word/2010/wordprocessingShape" mc:Ignorable="w14 w15 w16se w16cid w16 w16cex w16sdtdh w16sdtfl w16du wp14">
+<w:document xmlns:ve="http://schemas.openxmlformats.org/markup-compatibility/2006" xmlns:o="urn:schemas-microsoft-com:office:office" xmlns:r="http://schemas.openxmlformats.org/officeDocument/2006/relationships" xmlns:m="http://schemas.openxmlformats.org/officeDocument/2006/math" xmlns:v="urn:schemas-microsoft-com:vml" xmlns:wp="http://schemas.openxmlformats.org/drawingml/2006/wordprocessingDrawing" xmlns:w10="urn:schemas-microsoft-com:office:word" xmlns:w="http://schemas.openxmlformats.org/wordprocessingml/2006/main" xmlns:wne="http://schemas.microsoft.com/office/word/2006/wordml">
   <w:body>
     <w:p>
       <w:pPr>
@@ -14,8 +14,33 @@
           <w:b/>
           <w:bCs/>
         </w:rPr>
-        <w:t>Модель: Z-5R (мод. Net)</w:t>
-      </w:r>
+        <w:t xml:space="preserve">Модель: </w:t>
+      </w:r>
+      <w:proofErr w:type="gramStart"/>
+      <w:r>
+        <w:rPr>
+          <w:b/>
+          <w:bCs/>
+        </w:rPr>
+        <w:t>Z-5R (мод.</w:t>
+      </w:r>
+      <w:proofErr w:type="gramEnd"/>
+      <w:r>
+        <w:rPr>
+          <w:b/>
+          <w:bCs/>
+        </w:rPr>
+        <w:t xml:space="preserve"> </w:t>
+      </w:r>
+      <w:proofErr w:type="gramStart"/>
+      <w:r>
+        <w:rPr>
+          <w:b/>
+          <w:bCs/>
+        </w:rPr>
+        <w:t>Net)</w:t>
+      </w:r>
+      <w:proofErr w:type="gramEnd"/>
     </w:p>
     <w:p>
       <w:hyperlink r:id="rId5" w:history="1">
@@ -358,10 +383,18 @@
         <w:t xml:space="preserve"> &lt;5 </w:t>
       </w:r>
       <w:r>
-        <w:t>Вольт. (</w:t>
-      </w:r>
-      <w:r>
-        <w:t xml:space="preserve"> 4.</w:t>
+        <w:t xml:space="preserve">Вольт. </w:t>
+      </w:r>
+      <w:proofErr w:type="gramStart"/>
+      <w:r>
+        <w:t>(</w:t>
+      </w:r>
+      <w:r>
+        <w:t xml:space="preserve"> </w:t>
+      </w:r>
+      <w:proofErr w:type="gramEnd"/>
+      <w:r>
+        <w:t>4.</w:t>
       </w:r>
       <w:r>
         <w:t>4</w:t>
@@ -396,9 +429,10 @@
       <w:r>
         <w:rPr>
           <w:noProof/>
+          <w:lang w:eastAsia="ru-RU"/>
         </w:rPr>
         <w:drawing>
-          <wp:inline distT="0" distB="0" distL="0" distR="0" wp14:anchorId="407FA947" wp14:editId="7C8DDD89">
+          <wp:inline distT="0" distB="0" distL="0" distR="0">
             <wp:extent cx="2772162" cy="2543530"/>
             <wp:effectExtent l="0" t="0" r="9525" b="9525"/>
             <wp:docPr id="1313543716" name="Рисунок 1"/>
@@ -413,7 +447,7 @@
                     <pic:cNvPicPr/>
                   </pic:nvPicPr>
                   <pic:blipFill>
-                    <a:blip r:embed="rId6"/>
+                    <a:blip r:embed="rId6" cstate="print"/>
                     <a:stretch>
                       <a:fillRect/>
                     </a:stretch>
@@ -545,7 +579,15 @@
         <w:t>.</w:t>
       </w:r>
       <w:r>
-        <w:t xml:space="preserve"> Если нет переходим к пункту </w:t>
+        <w:t xml:space="preserve"> Если </w:t>
+      </w:r>
+      <w:proofErr w:type="gramStart"/>
+      <w:r>
+        <w:t>нет</w:t>
+      </w:r>
+      <w:proofErr w:type="gramEnd"/>
+      <w:r>
+        <w:t xml:space="preserve"> переходим к пункту </w:t>
       </w:r>
       <w:r>
         <w:rPr>
@@ -566,7 +608,15 @@
         </w:numPr>
       </w:pPr>
       <w:r>
-        <w:t xml:space="preserve">При отключенном питании измеряем высокоточным мультиметром сопротивление на </w:t>
+        <w:t xml:space="preserve">При отключенном питании измеряем </w:t>
+      </w:r>
+      <w:proofErr w:type="gramStart"/>
+      <w:r>
+        <w:t>высокоточным</w:t>
+      </w:r>
+      <w:proofErr w:type="gramEnd"/>
+      <w:r>
+        <w:t xml:space="preserve"> мультиметром сопротивление на </w:t>
       </w:r>
       <w:r>
         <w:rPr>
@@ -660,7 +710,15 @@
       </w:r>
       <w:proofErr w:type="spellEnd"/>
       <w:r>
-        <w:t xml:space="preserve"> Z1 (питание 12 В, ток до 20 мА, встроенный генератор) </w:t>
+        <w:t xml:space="preserve"> Z1 (питание 12</w:t>
+      </w:r>
+      <w:proofErr w:type="gramStart"/>
+      <w:r>
+        <w:t xml:space="preserve"> В</w:t>
+      </w:r>
+      <w:proofErr w:type="gramEnd"/>
+      <w:r>
+        <w:t xml:space="preserve">, ток до 20 мА, встроенный генератор) </w:t>
       </w:r>
       <w:r>
         <w:rPr>
@@ -796,9 +854,10 @@
       <w:r>
         <w:rPr>
           <w:noProof/>
+          <w:lang w:eastAsia="ru-RU"/>
         </w:rPr>
         <w:drawing>
-          <wp:inline distT="0" distB="0" distL="0" distR="0" wp14:anchorId="4772239A" wp14:editId="0C8BED95">
+          <wp:inline distT="0" distB="0" distL="0" distR="0">
             <wp:extent cx="1921328" cy="2585652"/>
             <wp:effectExtent l="0" t="0" r="3175" b="5715"/>
             <wp:docPr id="1168635116" name="Рисунок 1"/>
@@ -813,7 +872,7 @@
                     <pic:cNvPicPr/>
                   </pic:nvPicPr>
                   <pic:blipFill>
-                    <a:blip r:embed="rId7"/>
+                    <a:blip r:embed="rId7" cstate="print"/>
                     <a:stretch>
                       <a:fillRect/>
                     </a:stretch>
@@ -834,6 +893,292 @@
         </w:drawing>
       </w:r>
     </w:p>
+    <w:p>
+      <w:pPr>
+        <w:pStyle w:val="a7"/>
+        <w:ind w:left="1440"/>
+      </w:pPr>
+    </w:p>
+    <w:p>
+      <w:pPr>
+        <w:pStyle w:val="a7"/>
+        <w:ind w:left="1440"/>
+      </w:pPr>
+    </w:p>
+    <w:p>
+      <w:pPr>
+        <w:pStyle w:val="a7"/>
+        <w:ind w:left="1440"/>
+      </w:pPr>
+    </w:p>
+    <w:p>
+      <w:pPr>
+        <w:pStyle w:val="a7"/>
+        <w:ind w:left="1440"/>
+      </w:pPr>
+    </w:p>
+    <w:p>
+      <w:pPr>
+        <w:pStyle w:val="a7"/>
+        <w:ind w:left="1440"/>
+      </w:pPr>
+      <w:r>
+        <w:t>Короткое замыкание по питанию</w:t>
+      </w:r>
+    </w:p>
+    <w:p>
+      <w:pPr>
+        <w:pStyle w:val="a7"/>
+        <w:ind w:left="1440"/>
+      </w:pPr>
+      <w:r>
+        <w:t xml:space="preserve">Возможные варианты </w:t>
+      </w:r>
+    </w:p>
+    <w:p>
+      <w:pPr>
+        <w:pStyle w:val="a7"/>
+        <w:ind w:left="1440"/>
+      </w:pPr>
+      <w:r>
+        <w:t xml:space="preserve">До диода </w:t>
+      </w:r>
+      <w:proofErr w:type="spellStart"/>
+      <w:r>
+        <w:t>шотки</w:t>
+      </w:r>
+      <w:proofErr w:type="spellEnd"/>
+      <w:r>
+        <w:t xml:space="preserve"> </w:t>
+      </w:r>
+      <w:r>
+        <w:rPr>
+          <w:lang w:val="en-US"/>
+        </w:rPr>
+        <w:t>VD7</w:t>
+      </w:r>
+    </w:p>
+    <w:p>
+      <w:pPr>
+        <w:pStyle w:val="a7"/>
+        <w:ind w:left="1440"/>
+        <w:rPr>
+          <w:lang w:val="en-US"/>
+        </w:rPr>
+      </w:pPr>
+      <w:r>
+        <w:t>- стабилитрон</w:t>
+      </w:r>
+      <w:r>
+        <w:rPr>
+          <w:lang w:val="en-US"/>
+        </w:rPr>
+        <w:t xml:space="preserve"> VD10</w:t>
+      </w:r>
+    </w:p>
+    <w:p>
+      <w:pPr>
+        <w:pStyle w:val="a7"/>
+        <w:ind w:left="1440"/>
+      </w:pPr>
+      <w:r>
+        <w:rPr>
+          <w:lang w:val="en-US"/>
+        </w:rPr>
+        <w:t xml:space="preserve">- </w:t>
+      </w:r>
+      <w:proofErr w:type="gramStart"/>
+      <w:r>
+        <w:t>конденсатор</w:t>
+      </w:r>
+      <w:proofErr w:type="gramEnd"/>
+      <w:r>
+        <w:t xml:space="preserve"> С15</w:t>
+      </w:r>
+    </w:p>
+    <w:p>
+      <w:pPr>
+        <w:pStyle w:val="a7"/>
+        <w:ind w:left="1440"/>
+      </w:pPr>
+      <w:r>
+        <w:t xml:space="preserve">- драйвер </w:t>
+      </w:r>
+      <w:r>
+        <w:rPr>
+          <w:lang w:val="en-US"/>
+        </w:rPr>
+        <w:t>RS485</w:t>
+      </w:r>
+    </w:p>
+    <w:p>
+      <w:pPr>
+        <w:pStyle w:val="a7"/>
+        <w:ind w:left="1440"/>
+      </w:pPr>
+      <w:r>
+        <w:t xml:space="preserve">После  диода </w:t>
+      </w:r>
+      <w:proofErr w:type="spellStart"/>
+      <w:r>
+        <w:t>шотки</w:t>
+      </w:r>
+      <w:proofErr w:type="spellEnd"/>
+      <w:r>
+        <w:t xml:space="preserve"> </w:t>
+      </w:r>
+      <w:r>
+        <w:rPr>
+          <w:lang w:val="en-US"/>
+        </w:rPr>
+        <w:t>VD</w:t>
+      </w:r>
+      <w:r>
+        <w:t>7</w:t>
+      </w:r>
+    </w:p>
+    <w:p>
+      <w:pPr>
+        <w:pStyle w:val="a7"/>
+        <w:ind w:left="1440"/>
+      </w:pPr>
+      <w:r>
+        <w:t>- процессор</w:t>
+      </w:r>
+    </w:p>
+    <w:p>
+      <w:pPr>
+        <w:pStyle w:val="a7"/>
+        <w:ind w:left="1440"/>
+      </w:pPr>
+      <w:r>
+        <w:t>- память</w:t>
+      </w:r>
+    </w:p>
+    <w:p>
+      <w:pPr>
+        <w:pStyle w:val="a7"/>
+        <w:ind w:left="1440"/>
+      </w:pPr>
+    </w:p>
+    <w:p>
+      <w:pPr>
+        <w:pStyle w:val="a7"/>
+        <w:ind w:left="1440"/>
+      </w:pPr>
+      <w:r>
+        <w:t>Проверка</w:t>
+      </w:r>
+    </w:p>
+    <w:p>
+      <w:pPr>
+        <w:pStyle w:val="a7"/>
+        <w:numPr>
+          <w:ilvl w:val="0"/>
+          <w:numId w:val="2"/>
+        </w:numPr>
+      </w:pPr>
+      <w:r>
+        <w:t xml:space="preserve">Измеряем сопротивление схемы </w:t>
+      </w:r>
+      <w:r>
+        <w:rPr>
+          <w:lang w:val="en-US"/>
+        </w:rPr>
+        <w:t>GND</w:t>
+      </w:r>
+      <w:r>
+        <w:t xml:space="preserve"> - +5 </w:t>
+      </w:r>
+      <w:r>
+        <w:rPr>
+          <w:lang w:val="en-US"/>
+        </w:rPr>
+        <w:t>V</w:t>
+      </w:r>
+      <w:r>
+        <w:t xml:space="preserve"> </w:t>
+      </w:r>
+    </w:p>
+    <w:p>
+      <w:pPr>
+        <w:pStyle w:val="a7"/>
+        <w:numPr>
+          <w:ilvl w:val="0"/>
+          <w:numId w:val="2"/>
+        </w:numPr>
+      </w:pPr>
+      <w:r>
+        <w:t xml:space="preserve"> Измеряем сопротивление схемы </w:t>
+      </w:r>
+      <w:r>
+        <w:rPr>
+          <w:lang w:val="en-US"/>
+        </w:rPr>
+        <w:t>GND</w:t>
+      </w:r>
+      <w:r>
+        <w:t xml:space="preserve"> - </w:t>
+      </w:r>
+      <w:r>
+        <w:rPr>
+          <w:lang w:val="en-US"/>
+        </w:rPr>
+        <w:t>UCC</w:t>
+      </w:r>
+      <w:r>
+        <w:t xml:space="preserve"> </w:t>
+      </w:r>
+    </w:p>
+    <w:p>
+      <w:pPr>
+        <w:pStyle w:val="a7"/>
+        <w:numPr>
+          <w:ilvl w:val="0"/>
+          <w:numId w:val="2"/>
+        </w:numPr>
+      </w:pPr>
+      <w:r>
+        <w:t>В обоих направлениях</w:t>
+      </w:r>
+    </w:p>
+    <w:p>
+      <w:pPr>
+        <w:ind w:left="1440"/>
+      </w:pPr>
+      <w:r>
+        <w:t>Значение  менее 1 кОм указывает на проблемную группу</w:t>
+      </w:r>
+    </w:p>
+    <w:p>
+      <w:pPr>
+        <w:ind w:left="1440"/>
+      </w:pPr>
+      <w:r>
+        <w:t>Пониженное сопротивление относительно исправного изделия, может говорить, о наличии нескольких неисправностей.</w:t>
+      </w:r>
+    </w:p>
+    <w:p>
+      <w:pPr>
+        <w:ind w:left="1440"/>
+      </w:pPr>
+    </w:p>
+    <w:p>
+      <w:pPr>
+        <w:ind w:left="1440"/>
+      </w:pPr>
+      <w:r>
+        <w:t>Подаем питание и ограничением по току 100 мА</w:t>
+      </w:r>
+    </w:p>
+    <w:p>
+      <w:pPr>
+        <w:ind w:left="1440"/>
+      </w:pPr>
+      <w:r>
+        <w:t>Неисправный элемент определяем по наибольшему значению падения напряжения на плюсовой дорожке относительно  других элементов.</w:t>
+      </w:r>
+    </w:p>
     <w:sectPr>
       <w:pgSz w:w="11906" w:h="16838"/>
       <w:pgMar w:top="1134" w:right="850" w:bottom="1134" w:left="1701" w:header="708" w:footer="708" w:gutter="0"/>
@@ -845,8 +1190,97 @@
 </file>
 
 <file path=word/numbering.xml><?xml version="1.0" encoding="utf-8"?>
-<w:numbering xmlns:wpc="http://schemas.microsoft.com/office/word/2010/wordprocessingCanvas" xmlns:cx="http://schemas.microsoft.com/office/drawing/2014/chartex" xmlns:cx1="http://schemas.microsoft.com/office/drawing/2015/9/8/chartex" xmlns:cx2="http://schemas.microsoft.com/office/drawing/2015/10/21/chartex" xmlns:cx3="http://schemas.microsoft.com/office/drawing/2016/5/9/chartex" xmlns:cx4="http://schemas.microsoft.com/office/drawing/2016/5/10/chartex" xmlns:cx5="http://schemas.microsoft.com/office/drawing/2016/5/11/chartex" xmlns:cx6="http://schemas.microsoft.com/office/drawing/2016/5/12/chartex" xmlns:cx7="http://schemas.microsoft.com/office/drawing/2016/5/13/chartex" xmlns:cx8="http://schemas.microsoft.com/office/drawing/2016/5/14/chartex" xmlns:mc="http://schemas.openxmlformats.org/markup-compatibility/2006" xmlns:aink="http://schemas.microsoft.com/office/drawing/2016/ink" xmlns:am3d="http://schemas.microsoft.com/office/drawing/2017/model3d" xmlns:o="urn:schemas-microsoft-com:office:office" xmlns:oel="http://schemas.microsoft.com/office/2019/extlst" xmlns:r="http://schemas.openxmlformats.org/officeDocument/2006/relationships" xmlns:m="http://schemas.openxmlformats.org/officeDocument/2006/math" xmlns:v="urn:schemas-microsoft-com:vml" xmlns:wp14="http://schemas.microsoft.com/office/word/2010/wordprocessingDrawing" xmlns:wp="http://schemas.openxmlformats.org/drawingml/2006/wordprocessingDrawing" xmlns:w10="urn:schemas-microsoft-com:office:word" xmlns:w="http://schemas.openxmlformats.org/wordprocessingml/2006/main" xmlns:w14="http://schemas.microsoft.com/office/word/2010/wordml" xmlns:w15="http://schemas.microsoft.com/office/word/2012/wordml" xmlns:w16cex="http://schemas.microsoft.com/office/word/2018/wordml/cex" xmlns:w16cid="http://schemas.microsoft.com/office/word/2016/wordml/cid" xmlns:w16="http://schemas.microsoft.com/office/word/2018/wordml" xmlns:w16du="http://schemas.microsoft.com/office/word/2023/wordml/word16du" xmlns:w16sdtdh="http://schemas.microsoft.com/office/word/2020/wordml/sdtdatahash" xmlns:w16sdtfl="http://schemas.microsoft.com/office/word/2024/wordml/sdtformatlock" xmlns:w16se="http://schemas.microsoft.com/office/word/2015/wordml/symex" xmlns:wpg="http://schemas.microsoft.com/office/word/2010/wordprocessingGroup" xmlns:wpi="http://schemas.microsoft.com/office/word/2010/wordprocessingInk" xmlns:wne="http://schemas.microsoft.com/office/word/2006/wordml" xmlns:wps="http://schemas.microsoft.com/office/word/2010/wordprocessingShape" mc:Ignorable="w14 w15 w16se w16cid w16 w16cex w16sdtdh w16sdtfl w16du wp14">
-  <w:abstractNum w:abstractNumId="0" w15:restartNumberingAfterBreak="0">
+<w:numbering xmlns:ve="http://schemas.openxmlformats.org/markup-compatibility/2006" xmlns:o="urn:schemas-microsoft-com:office:office" xmlns:r="http://schemas.openxmlformats.org/officeDocument/2006/relationships" xmlns:m="http://schemas.openxmlformats.org/officeDocument/2006/math" xmlns:v="urn:schemas-microsoft-com:vml" xmlns:wp="http://schemas.openxmlformats.org/drawingml/2006/wordprocessingDrawing" xmlns:w10="urn:schemas-microsoft-com:office:word" xmlns:w="http://schemas.openxmlformats.org/wordprocessingml/2006/main" xmlns:wne="http://schemas.microsoft.com/office/word/2006/wordml">
+  <w:abstractNum w:abstractNumId="0">
+    <w:nsid w:val="135B4691"/>
+    <w:multiLevelType w:val="hybridMultilevel"/>
+    <w:tmpl w:val="3ED60A8E"/>
+    <w:lvl w:ilvl="0" w:tplc="E6CE0500">
+      <w:start w:val="1"/>
+      <w:numFmt w:val="decimal"/>
+      <w:lvlText w:val="%1)"/>
+      <w:lvlJc w:val="left"/>
+      <w:pPr>
+        <w:ind w:left="1800" w:hanging="360"/>
+      </w:pPr>
+      <w:rPr>
+        <w:rFonts w:hint="default"/>
+      </w:rPr>
+    </w:lvl>
+    <w:lvl w:ilvl="1" w:tplc="04190019" w:tentative="1">
+      <w:start w:val="1"/>
+      <w:numFmt w:val="lowerLetter"/>
+      <w:lvlText w:val="%2."/>
+      <w:lvlJc w:val="left"/>
+      <w:pPr>
+        <w:ind w:left="2520" w:hanging="360"/>
+      </w:pPr>
+    </w:lvl>
+    <w:lvl w:ilvl="2" w:tplc="0419001B" w:tentative="1">
+      <w:start w:val="1"/>
+      <w:numFmt w:val="lowerRoman"/>
+      <w:lvlText w:val="%3."/>
+      <w:lvlJc w:val="right"/>
+      <w:pPr>
+        <w:ind w:left="3240" w:hanging="180"/>
+      </w:pPr>
+    </w:lvl>
+    <w:lvl w:ilvl="3" w:tplc="0419000F" w:tentative="1">
+      <w:start w:val="1"/>
+      <w:numFmt w:val="decimal"/>
+      <w:lvlText w:val="%4."/>
+      <w:lvlJc w:val="left"/>
+      <w:pPr>
+        <w:ind w:left="3960" w:hanging="360"/>
+      </w:pPr>
+    </w:lvl>
+    <w:lvl w:ilvl="4" w:tplc="04190019" w:tentative="1">
+      <w:start w:val="1"/>
+      <w:numFmt w:val="lowerLetter"/>
+      <w:lvlText w:val="%5."/>
+      <w:lvlJc w:val="left"/>
+      <w:pPr>
+        <w:ind w:left="4680" w:hanging="360"/>
+      </w:pPr>
+    </w:lvl>
+    <w:lvl w:ilvl="5" w:tplc="0419001B" w:tentative="1">
+      <w:start w:val="1"/>
+      <w:numFmt w:val="lowerRoman"/>
+      <w:lvlText w:val="%6."/>
+      <w:lvlJc w:val="right"/>
+      <w:pPr>
+        <w:ind w:left="5400" w:hanging="180"/>
+      </w:pPr>
+    </w:lvl>
+    <w:lvl w:ilvl="6" w:tplc="0419000F" w:tentative="1">
+      <w:start w:val="1"/>
+      <w:numFmt w:val="decimal"/>
+      <w:lvlText w:val="%7."/>
+      <w:lvlJc w:val="left"/>
+      <w:pPr>
+        <w:ind w:left="6120" w:hanging="360"/>
+      </w:pPr>
+    </w:lvl>
+    <w:lvl w:ilvl="7" w:tplc="04190019" w:tentative="1">
+      <w:start w:val="1"/>
+      <w:numFmt w:val="lowerLetter"/>
+      <w:lvlText w:val="%8."/>
+      <w:lvlJc w:val="left"/>
+      <w:pPr>
+        <w:ind w:left="6840" w:hanging="360"/>
+      </w:pPr>
+    </w:lvl>
+    <w:lvl w:ilvl="8" w:tplc="0419001B" w:tentative="1">
+      <w:start w:val="1"/>
+      <w:numFmt w:val="lowerRoman"/>
+      <w:lvlText w:val="%9."/>
+      <w:lvlJc w:val="right"/>
+      <w:pPr>
+        <w:ind w:left="7560" w:hanging="180"/>
+      </w:pPr>
+    </w:lvl>
+  </w:abstractNum>
+  <w:abstractNum w:abstractNumId="1">
     <w:nsid w:val="3C2518A2"/>
     <w:multiLevelType w:val="hybridMultilevel"/>
     <w:tmpl w:val="7B04D4CE"/>
@@ -935,14 +1369,17 @@
       </w:pPr>
     </w:lvl>
   </w:abstractNum>
-  <w:num w:numId="1" w16cid:durableId="2125270932">
+  <w:num w:numId="1">
+    <w:abstractNumId w:val="1"/>
+  </w:num>
+  <w:num w:numId="2">
     <w:abstractNumId w:val="0"/>
   </w:num>
 </w:numbering>
 </file>
 
 <file path=word/styles.xml><?xml version="1.0" encoding="utf-8"?>
-<w:styles xmlns:mc="http://schemas.openxmlformats.org/markup-compatibility/2006" xmlns:r="http://schemas.openxmlformats.org/officeDocument/2006/relationships" xmlns:w="http://schemas.openxmlformats.org/wordprocessingml/2006/main" xmlns:w14="http://schemas.microsoft.com/office/word/2010/wordml" xmlns:w15="http://schemas.microsoft.com/office/word/2012/wordml" xmlns:w16cex="http://schemas.microsoft.com/office/word/2018/wordml/cex" xmlns:w16cid="http://schemas.microsoft.com/office/word/2016/wordml/cid" xmlns:w16="http://schemas.microsoft.com/office/word/2018/wordml" xmlns:w16du="http://schemas.microsoft.com/office/word/2023/wordml/word16du" xmlns:w16sdtdh="http://schemas.microsoft.com/office/word/2020/wordml/sdtdatahash" xmlns:w16sdtfl="http://schemas.microsoft.com/office/word/2024/wordml/sdtformatlock" xmlns:w16se="http://schemas.microsoft.com/office/word/2015/wordml/symex" mc:Ignorable="w14 w15 w16se w16cid w16 w16cex w16sdtdh w16sdtfl w16du">
+<w:styles xmlns:r="http://schemas.openxmlformats.org/officeDocument/2006/relationships" xmlns:w="http://schemas.openxmlformats.org/wordprocessingml/2006/main">
   <w:docDefaults>
     <w:rPrDefault>
       <w:rPr>
@@ -951,7 +1388,6 @@
         <w:sz w:val="22"/>
         <w:szCs w:val="22"/>
         <w:lang w:val="ru-RU" w:eastAsia="en-US" w:bidi="ar-SA"/>
-        <w14:ligatures w14:val="standardContextual"/>
       </w:rPr>
     </w:rPrDefault>
     <w:pPrDefault>
@@ -960,387 +1396,149 @@
       </w:pPr>
     </w:pPrDefault>
   </w:docDefaults>
-  <w:latentStyles w:defLockedState="0" w:defUIPriority="99" w:defSemiHidden="0" w:defUnhideWhenUsed="0" w:defQFormat="0" w:count="376">
-    <w:lsdException w:name="Normal" w:uiPriority="0" w:qFormat="1"/>
-    <w:lsdException w:name="heading 1" w:uiPriority="9" w:qFormat="1"/>
-    <w:lsdException w:name="heading 2" w:semiHidden="1" w:uiPriority="9" w:unhideWhenUsed="1" w:qFormat="1"/>
-    <w:lsdException w:name="heading 3" w:semiHidden="1" w:uiPriority="9" w:unhideWhenUsed="1" w:qFormat="1"/>
-    <w:lsdException w:name="heading 4" w:semiHidden="1" w:uiPriority="9" w:unhideWhenUsed="1" w:qFormat="1"/>
-    <w:lsdException w:name="heading 5" w:semiHidden="1" w:uiPriority="9" w:unhideWhenUsed="1" w:qFormat="1"/>
-    <w:lsdException w:name="heading 6" w:semiHidden="1" w:uiPriority="9" w:unhideWhenUsed="1" w:qFormat="1"/>
-    <w:lsdException w:name="heading 7" w:semiHidden="1" w:uiPriority="9" w:unhideWhenUsed="1" w:qFormat="1"/>
-    <w:lsdException w:name="heading 8" w:semiHidden="1" w:uiPriority="9" w:unhideWhenUsed="1" w:qFormat="1"/>
-    <w:lsdException w:name="heading 9" w:semiHidden="1" w:uiPriority="9" w:unhideWhenUsed="1" w:qFormat="1"/>
-    <w:lsdException w:name="index 1" w:semiHidden="1" w:unhideWhenUsed="1"/>
-    <w:lsdException w:name="index 2" w:semiHidden="1" w:unhideWhenUsed="1"/>
-    <w:lsdException w:name="index 3" w:semiHidden="1" w:unhideWhenUsed="1"/>
-    <w:lsdException w:name="index 4" w:semiHidden="1" w:unhideWhenUsed="1"/>
-    <w:lsdException w:name="index 5" w:semiHidden="1" w:unhideWhenUsed="1"/>
-    <w:lsdException w:name="index 6" w:semiHidden="1" w:unhideWhenUsed="1"/>
-    <w:lsdException w:name="index 7" w:semiHidden="1" w:unhideWhenUsed="1"/>
-    <w:lsdException w:name="index 8" w:semiHidden="1" w:unhideWhenUsed="1"/>
-    <w:lsdException w:name="index 9" w:semiHidden="1" w:unhideWhenUsed="1"/>
-    <w:lsdException w:name="toc 1" w:semiHidden="1" w:uiPriority="39" w:unhideWhenUsed="1"/>
-    <w:lsdException w:name="toc 2" w:semiHidden="1" w:uiPriority="39" w:unhideWhenUsed="1"/>
-    <w:lsdException w:name="toc 3" w:semiHidden="1" w:uiPriority="39" w:unhideWhenUsed="1"/>
-    <w:lsdException w:name="toc 4" w:semiHidden="1" w:uiPriority="39" w:unhideWhenUsed="1"/>
-    <w:lsdException w:name="toc 5" w:semiHidden="1" w:uiPriority="39" w:unhideWhenUsed="1"/>
-    <w:lsdException w:name="toc 6" w:semiHidden="1" w:uiPriority="39" w:unhideWhenUsed="1"/>
-    <w:lsdException w:name="toc 7" w:semiHidden="1" w:uiPriority="39" w:unhideWhenUsed="1"/>
-    <w:lsdException w:name="toc 8" w:semiHidden="1" w:uiPriority="39" w:unhideWhenUsed="1"/>
-    <w:lsdException w:name="toc 9" w:semiHidden="1" w:uiPriority="39" w:unhideWhenUsed="1"/>
-    <w:lsdException w:name="Normal Indent" w:semiHidden="1" w:unhideWhenUsed="1"/>
-    <w:lsdException w:name="footnote text" w:semiHidden="1" w:unhideWhenUsed="1"/>
-    <w:lsdException w:name="annotation text" w:semiHidden="1" w:unhideWhenUsed="1"/>
-    <w:lsdException w:name="header" w:semiHidden="1" w:unhideWhenUsed="1"/>
-    <w:lsdException w:name="footer" w:semiHidden="1" w:unhideWhenUsed="1"/>
-    <w:lsdException w:name="index heading" w:semiHidden="1" w:unhideWhenUsed="1"/>
-    <w:lsdException w:name="caption" w:semiHidden="1" w:uiPriority="35" w:unhideWhenUsed="1" w:qFormat="1"/>
-    <w:lsdException w:name="table of figures" w:semiHidden="1" w:unhideWhenUsed="1"/>
-    <w:lsdException w:name="envelope address" w:semiHidden="1" w:unhideWhenUsed="1"/>
-    <w:lsdException w:name="envelope return" w:semiHidden="1" w:unhideWhenUsed="1"/>
-    <w:lsdException w:name="footnote reference" w:semiHidden="1" w:unhideWhenUsed="1"/>
-    <w:lsdException w:name="annotation reference" w:semiHidden="1" w:unhideWhenUsed="1"/>
-    <w:lsdException w:name="line number" w:semiHidden="1" w:unhideWhenUsed="1"/>
-    <w:lsdException w:name="page number" w:semiHidden="1" w:unhideWhenUsed="1"/>
-    <w:lsdException w:name="endnote reference" w:semiHidden="1" w:unhideWhenUsed="1"/>
-    <w:lsdException w:name="endnote text" w:semiHidden="1" w:unhideWhenUsed="1"/>
-    <w:lsdException w:name="table of authorities" w:semiHidden="1" w:unhideWhenUsed="1"/>
-    <w:lsdException w:name="macro" w:semiHidden="1" w:unhideWhenUsed="1"/>
-    <w:lsdException w:name="toa heading" w:semiHidden="1" w:unhideWhenUsed="1"/>
-    <w:lsdException w:name="List" w:semiHidden="1" w:unhideWhenUsed="1"/>
-    <w:lsdException w:name="List Bullet" w:semiHidden="1" w:unhideWhenUsed="1"/>
-    <w:lsdException w:name="List Number" w:semiHidden="1" w:unhideWhenUsed="1"/>
-    <w:lsdException w:name="List 2" w:semiHidden="1" w:unhideWhenUsed="1"/>
-    <w:lsdException w:name="List 3" w:semiHidden="1" w:unhideWhenUsed="1"/>
-    <w:lsdException w:name="List 4" w:semiHidden="1" w:unhideWhenUsed="1"/>
-    <w:lsdException w:name="List 5" w:semiHidden="1" w:unhideWhenUsed="1"/>
-    <w:lsdException w:name="List Bullet 2" w:semiHidden="1" w:unhideWhenUsed="1"/>
-    <w:lsdException w:name="List Bullet 3" w:semiHidden="1" w:unhideWhenUsed="1"/>
-    <w:lsdException w:name="List Bullet 4" w:semiHidden="1" w:unhideWhenUsed="1"/>
-    <w:lsdException w:name="List Bullet 5" w:semiHidden="1" w:unhideWhenUsed="1"/>
-    <w:lsdException w:name="List Number 2" w:semiHidden="1" w:unhideWhenUsed="1"/>
-    <w:lsdException w:name="List Number 3" w:semiHidden="1" w:unhideWhenUsed="1"/>
-    <w:lsdException w:name="List Number 4" w:semiHidden="1" w:unhideWhenUsed="1"/>
-    <w:lsdException w:name="List Number 5" w:semiHidden="1" w:unhideWhenUsed="1"/>
-    <w:lsdException w:name="Title" w:uiPriority="10" w:qFormat="1"/>
-    <w:lsdException w:name="Closing" w:semiHidden="1" w:unhideWhenUsed="1"/>
-    <w:lsdException w:name="Signature" w:semiHidden="1" w:unhideWhenUsed="1"/>
-    <w:lsdException w:name="Default Paragraph Font" w:semiHidden="1" w:uiPriority="1" w:unhideWhenUsed="1"/>
-    <w:lsdException w:name="Body Text" w:semiHidden="1" w:unhideWhenUsed="1"/>
-    <w:lsdException w:name="Body Text Indent" w:semiHidden="1" w:unhideWhenUsed="1"/>
-    <w:lsdException w:name="List Continue" w:semiHidden="1" w:unhideWhenUsed="1"/>
-    <w:lsdException w:name="List Continue 2" w:semiHidden="1" w:unhideWhenUsed="1"/>
-    <w:lsdException w:name="List Continue 3" w:semiHidden="1" w:unhideWhenUsed="1"/>
-    <w:lsdException w:name="List Continue 4" w:semiHidden="1" w:unhideWhenUsed="1"/>
-    <w:lsdException w:name="List Continue 5" w:semiHidden="1" w:unhideWhenUsed="1"/>
-    <w:lsdException w:name="Message Header" w:semiHidden="1" w:unhideWhenUsed="1"/>
-    <w:lsdException w:name="Subtitle" w:uiPriority="11" w:qFormat="1"/>
-    <w:lsdException w:name="Salutation" w:semiHidden="1" w:unhideWhenUsed="1"/>
-    <w:lsdException w:name="Date" w:semiHidden="1" w:unhideWhenUsed="1"/>
-    <w:lsdException w:name="Body Text First Indent" w:semiHidden="1" w:unhideWhenUsed="1"/>
-    <w:lsdException w:name="Body Text First Indent 2" w:semiHidden="1" w:unhideWhenUsed="1"/>
-    <w:lsdException w:name="Note Heading" w:semiHidden="1" w:unhideWhenUsed="1"/>
-    <w:lsdException w:name="Body Text 2" w:semiHidden="1" w:unhideWhenUsed="1"/>
-    <w:lsdException w:name="Body Text 3" w:semiHidden="1" w:unhideWhenUsed="1"/>
-    <w:lsdException w:name="Body Text Indent 2" w:semiHidden="1" w:unhideWhenUsed="1"/>
-    <w:lsdException w:name="Body Text Indent 3" w:semiHidden="1" w:unhideWhenUsed="1"/>
-    <w:lsdException w:name="Block Text" w:semiHidden="1" w:unhideWhenUsed="1"/>
-    <w:lsdException w:name="Hyperlink" w:semiHidden="1" w:unhideWhenUsed="1"/>
-    <w:lsdException w:name="FollowedHyperlink" w:semiHidden="1" w:unhideWhenUsed="1"/>
-    <w:lsdException w:name="Strong" w:uiPriority="22" w:qFormat="1"/>
-    <w:lsdException w:name="Emphasis" w:uiPriority="20" w:qFormat="1"/>
-    <w:lsdException w:name="Document Map" w:semiHidden="1" w:unhideWhenUsed="1"/>
-    <w:lsdException w:name="Plain Text" w:semiHidden="1" w:unhideWhenUsed="1"/>
-    <w:lsdException w:name="E-mail Signature" w:semiHidden="1" w:unhideWhenUsed="1"/>
-    <w:lsdException w:name="HTML Top of Form" w:semiHidden="1" w:unhideWhenUsed="1"/>
-    <w:lsdException w:name="HTML Bottom of Form" w:semiHidden="1" w:unhideWhenUsed="1"/>
-    <w:lsdException w:name="Normal (Web)" w:semiHidden="1" w:unhideWhenUsed="1"/>
-    <w:lsdException w:name="HTML Acronym" w:semiHidden="1" w:unhideWhenUsed="1"/>
-    <w:lsdException w:name="HTML Address" w:semiHidden="1" w:unhideWhenUsed="1"/>
-    <w:lsdException w:name="HTML Cite" w:semiHidden="1" w:unhideWhenUsed="1"/>
-    <w:lsdException w:name="HTML Code" w:semiHidden="1" w:unhideWhenUsed="1"/>
-    <w:lsdException w:name="HTML Definition" w:semiHidden="1" w:unhideWhenUsed="1"/>
-    <w:lsdException w:name="HTML Keyboard" w:semiHidden="1" w:unhideWhenUsed="1"/>
-    <w:lsdException w:name="HTML Preformatted" w:semiHidden="1" w:unhideWhenUsed="1"/>
-    <w:lsdException w:name="HTML Sample" w:semiHidden="1" w:unhideWhenUsed="1"/>
-    <w:lsdException w:name="HTML Typewriter" w:semiHidden="1" w:unhideWhenUsed="1"/>
-    <w:lsdException w:name="HTML Variable" w:semiHidden="1" w:unhideWhenUsed="1"/>
-    <w:lsdException w:name="Normal Table" w:semiHidden="1" w:unhideWhenUsed="1"/>
-    <w:lsdException w:name="annotation subject" w:semiHidden="1" w:unhideWhenUsed="1"/>
-    <w:lsdException w:name="No List" w:semiHidden="1" w:unhideWhenUsed="1"/>
-    <w:lsdException w:name="Outline List 1" w:semiHidden="1" w:unhideWhenUsed="1"/>
-    <w:lsdException w:name="Outline List 2" w:semiHidden="1" w:unhideWhenUsed="1"/>
-    <w:lsdException w:name="Outline List 3" w:semiHidden="1" w:unhideWhenUsed="1"/>
-    <w:lsdException w:name="Table Simple 1" w:semiHidden="1" w:unhideWhenUsed="1"/>
-    <w:lsdException w:name="Table Simple 2" w:semiHidden="1" w:unhideWhenUsed="1"/>
-    <w:lsdException w:name="Table Simple 3" w:semiHidden="1" w:unhideWhenUsed="1"/>
-    <w:lsdException w:name="Table Classic 1" w:semiHidden="1" w:unhideWhenUsed="1"/>
-    <w:lsdException w:name="Table Classic 2" w:semiHidden="1" w:unhideWhenUsed="1"/>
-    <w:lsdException w:name="Table Classic 3" w:semiHidden="1" w:unhideWhenUsed="1"/>
-    <w:lsdException w:name="Table Classic 4" w:semiHidden="1" w:unhideWhenUsed="1"/>
-    <w:lsdException w:name="Table Colorful 1" w:semiHidden="1" w:unhideWhenUsed="1"/>
-    <w:lsdException w:name="Table Colorful 2" w:semiHidden="1" w:unhideWhenUsed="1"/>
-    <w:lsdException w:name="Table Colorful 3" w:semiHidden="1" w:unhideWhenUsed="1"/>
-    <w:lsdException w:name="Table Columns 1" w:semiHidden="1" w:unhideWhenUsed="1"/>
-    <w:lsdException w:name="Table Columns 2" w:semiHidden="1" w:unhideWhenUsed="1"/>
-    <w:lsdException w:name="Table Columns 3" w:semiHidden="1" w:unhideWhenUsed="1"/>
-    <w:lsdException w:name="Table Columns 4" w:semiHidden="1" w:unhideWhenUsed="1"/>
-    <w:lsdException w:name="Table Columns 5" w:semiHidden="1" w:unhideWhenUsed="1"/>
-    <w:lsdException w:name="Table Grid 1" w:semiHidden="1" w:unhideWhenUsed="1"/>
-    <w:lsdException w:name="Table Grid 2" w:semiHidden="1" w:unhideWhenUsed="1"/>
-    <w:lsdException w:name="Table Grid 3" w:semiHidden="1" w:unhideWhenUsed="1"/>
-    <w:lsdException w:name="Table Grid 4" w:semiHidden="1" w:unhideWhenUsed="1"/>
-    <w:lsdException w:name="Table Grid 5" w:semiHidden="1" w:unhideWhenUsed="1"/>
-    <w:lsdException w:name="Table Grid 6" w:semiHidden="1" w:unhideWhenUsed="1"/>
-    <w:lsdException w:name="Table Grid 7" w:semiHidden="1" w:unhideWhenUsed="1"/>
-    <w:lsdException w:name="Table Grid 8" w:semiHidden="1" w:unhideWhenUsed="1"/>
-    <w:lsdException w:name="Table List 1" w:semiHidden="1" w:unhideWhenUsed="1"/>
-    <w:lsdException w:name="Table List 2" w:semiHidden="1" w:unhideWhenUsed="1"/>
-    <w:lsdException w:name="Table List 3" w:semiHidden="1" w:unhideWhenUsed="1"/>
-    <w:lsdException w:name="Table List 4" w:semiHidden="1" w:unhideWhenUsed="1"/>
-    <w:lsdException w:name="Table List 5" w:semiHidden="1" w:unhideWhenUsed="1"/>
-    <w:lsdException w:name="Table List 6" w:semiHidden="1" w:unhideWhenUsed="1"/>
-    <w:lsdException w:name="Table List 7" w:semiHidden="1" w:unhideWhenUsed="1"/>
-    <w:lsdException w:name="Table List 8" w:semiHidden="1" w:unhideWhenUsed="1"/>
-    <w:lsdException w:name="Table 3D effects 1" w:semiHidden="1" w:unhideWhenUsed="1"/>
-    <w:lsdException w:name="Table 3D effects 2" w:semiHidden="1" w:unhideWhenUsed="1"/>
-    <w:lsdException w:name="Table 3D effects 3" w:semiHidden="1" w:unhideWhenUsed="1"/>
-    <w:lsdException w:name="Table Contemporary" w:semiHidden="1" w:unhideWhenUsed="1"/>
-    <w:lsdException w:name="Table Elegant" w:semiHidden="1" w:unhideWhenUsed="1"/>
-    <w:lsdException w:name="Table Professional" w:semiHidden="1" w:unhideWhenUsed="1"/>
-    <w:lsdException w:name="Table Subtle 1" w:semiHidden="1" w:unhideWhenUsed="1"/>
-    <w:lsdException w:name="Table Subtle 2" w:semiHidden="1" w:unhideWhenUsed="1"/>
-    <w:lsdException w:name="Table Web 1" w:semiHidden="1" w:unhideWhenUsed="1"/>
-    <w:lsdException w:name="Table Web 2" w:semiHidden="1" w:unhideWhenUsed="1"/>
-    <w:lsdException w:name="Table Web 3" w:semiHidden="1" w:unhideWhenUsed="1"/>
-    <w:lsdException w:name="Balloon Text" w:semiHidden="1" w:unhideWhenUsed="1"/>
-    <w:lsdException w:name="Table Grid" w:uiPriority="39"/>
-    <w:lsdException w:name="Table Theme" w:semiHidden="1" w:unhideWhenUsed="1"/>
-    <w:lsdException w:name="Placeholder Text" w:semiHidden="1"/>
-    <w:lsdException w:name="No Spacing" w:uiPriority="1" w:qFormat="1"/>
-    <w:lsdException w:name="Light Shading" w:uiPriority="60"/>
-    <w:lsdException w:name="Light List" w:uiPriority="61"/>
-    <w:lsdException w:name="Light Grid" w:uiPriority="62"/>
-    <w:lsdException w:name="Medium Shading 1" w:uiPriority="63"/>
-    <w:lsdException w:name="Medium Shading 2" w:uiPriority="64"/>
-    <w:lsdException w:name="Medium List 1" w:uiPriority="65"/>
-    <w:lsdException w:name="Medium List 2" w:uiPriority="66"/>
-    <w:lsdException w:name="Medium Grid 1" w:uiPriority="67"/>
-    <w:lsdException w:name="Medium Grid 2" w:uiPriority="68"/>
-    <w:lsdException w:name="Medium Grid 3" w:uiPriority="69"/>
-    <w:lsdException w:name="Dark List" w:uiPriority="70"/>
-    <w:lsdException w:name="Colorful Shading" w:uiPriority="71"/>
-    <w:lsdException w:name="Colorful List" w:uiPriority="72"/>
-    <w:lsdException w:name="Colorful Grid" w:uiPriority="73"/>
-    <w:lsdException w:name="Light Shading Accent 1" w:uiPriority="60"/>
-    <w:lsdException w:name="Light List Accent 1" w:uiPriority="61"/>
-    <w:lsdException w:name="Light Grid Accent 1" w:uiPriority="62"/>
-    <w:lsdException w:name="Medium Shading 1 Accent 1" w:uiPriority="63"/>
-    <w:lsdException w:name="Medium Shading 2 Accent 1" w:uiPriority="64"/>
-    <w:lsdException w:name="Medium List 1 Accent 1" w:uiPriority="65"/>
-    <w:lsdException w:name="Revision" w:semiHidden="1"/>
-    <w:lsdException w:name="List Paragraph" w:uiPriority="34" w:qFormat="1"/>
-    <w:lsdException w:name="Quote" w:uiPriority="29" w:qFormat="1"/>
-    <w:lsdException w:name="Intense Quote" w:uiPriority="30" w:qFormat="1"/>
-    <w:lsdException w:name="Medium List 2 Accent 1" w:uiPriority="66"/>
-    <w:lsdException w:name="Medium Grid 1 Accent 1" w:uiPriority="67"/>
-    <w:lsdException w:name="Medium Grid 2 Accent 1" w:uiPriority="68"/>
-    <w:lsdException w:name="Medium Grid 3 Accent 1" w:uiPriority="69"/>
-    <w:lsdException w:name="Dark List Accent 1" w:uiPriority="70"/>
-    <w:lsdException w:name="Colorful Shading Accent 1" w:uiPriority="71"/>
-    <w:lsdException w:name="Colorful List Accent 1" w:uiPriority="72"/>
-    <w:lsdException w:name="Colorful Grid Accent 1" w:uiPriority="73"/>
-    <w:lsdException w:name="Light Shading Accent 2" w:uiPriority="60"/>
-    <w:lsdException w:name="Light List Accent 2" w:uiPriority="61"/>
-    <w:lsdException w:name="Light Grid Accent 2" w:uiPriority="62"/>
-    <w:lsdException w:name="Medium Shading 1 Accent 2" w:uiPriority="63"/>
-    <w:lsdException w:name="Medium Shading 2 Accent 2" w:uiPriority="64"/>
-    <w:lsdException w:name="Medium List 1 Accent 2" w:uiPriority="65"/>
-    <w:lsdException w:name="Medium List 2 Accent 2" w:uiPriority="66"/>
-    <w:lsdException w:name="Medium Grid 1 Accent 2" w:uiPriority="67"/>
-    <w:lsdException w:name="Medium Grid 2 Accent 2" w:uiPriority="68"/>
-    <w:lsdException w:name="Medium Grid 3 Accent 2" w:uiPriority="69"/>
-    <w:lsdException w:name="Dark List Accent 2" w:uiPriority="70"/>
-    <w:lsdException w:name="Colorful Shading Accent 2" w:uiPriority="71"/>
-    <w:lsdException w:name="Colorful List Accent 2" w:uiPriority="72"/>
-    <w:lsdException w:name="Colorful Grid Accent 2" w:uiPriority="73"/>
-    <w:lsdException w:name="Light Shading Accent 3" w:uiPriority="60"/>
-    <w:lsdException w:name="Light List Accent 3" w:uiPriority="61"/>
-    <w:lsdException w:name="Light Grid Accent 3" w:uiPriority="62"/>
-    <w:lsdException w:name="Medium Shading 1 Accent 3" w:uiPriority="63"/>
-    <w:lsdException w:name="Medium Shading 2 Accent 3" w:uiPriority="64"/>
-    <w:lsdException w:name="Medium List 1 Accent 3" w:uiPriority="65"/>
-    <w:lsdException w:name="Medium List 2 Accent 3" w:uiPriority="66"/>
-    <w:lsdException w:name="Medium Grid 1 Accent 3" w:uiPriority="67"/>
-    <w:lsdException w:name="Medium Grid 2 Accent 3" w:uiPriority="68"/>
-    <w:lsdException w:name="Medium Grid 3 Accent 3" w:uiPriority="69"/>
-    <w:lsdException w:name="Dark List Accent 3" w:uiPriority="70"/>
-    <w:lsdException w:name="Colorful Shading Accent 3" w:uiPriority="71"/>
-    <w:lsdException w:name="Colorful List Accent 3" w:uiPriority="72"/>
-    <w:lsdException w:name="Colorful Grid Accent 3" w:uiPriority="73"/>
-    <w:lsdException w:name="Light Shading Accent 4" w:uiPriority="60"/>
-    <w:lsdException w:name="Light List Accent 4" w:uiPriority="61"/>
-    <w:lsdException w:name="Light Grid Accent 4" w:uiPriority="62"/>
-    <w:lsdException w:name="Medium Shading 1 Accent 4" w:uiPriority="63"/>
-    <w:lsdException w:name="Medium Shading 2 Accent 4" w:uiPriority="64"/>
-    <w:lsdException w:name="Medium List 1 Accent 4" w:uiPriority="65"/>
-    <w:lsdException w:name="Medium List 2 Accent 4" w:uiPriority="66"/>
-    <w:lsdException w:name="Medium Grid 1 Accent 4" w:uiPriority="67"/>
-    <w:lsdException w:name="Medium Grid 2 Accent 4" w:uiPriority="68"/>
-    <w:lsdException w:name="Medium Grid 3 Accent 4" w:uiPriority="69"/>
-    <w:lsdException w:name="Dark List Accent 4" w:uiPriority="70"/>
-    <w:lsdException w:name="Colorful Shading Accent 4" w:uiPriority="71"/>
-    <w:lsdException w:name="Colorful List Accent 4" w:uiPriority="72"/>
-    <w:lsdException w:name="Colorful Grid Accent 4" w:uiPriority="73"/>
-    <w:lsdException w:name="Light Shading Accent 5" w:uiPriority="60"/>
-    <w:lsdException w:name="Light List Accent 5" w:uiPriority="61"/>
-    <w:lsdException w:name="Light Grid Accent 5" w:uiPriority="62"/>
-    <w:lsdException w:name="Medium Shading 1 Accent 5" w:uiPriority="63"/>
-    <w:lsdException w:name="Medium Shading 2 Accent 5" w:uiPriority="64"/>
-    <w:lsdException w:name="Medium List 1 Accent 5" w:uiPriority="65"/>
-    <w:lsdException w:name="Medium List 2 Accent 5" w:uiPriority="66"/>
-    <w:lsdException w:name="Medium Grid 1 Accent 5" w:uiPriority="67"/>
-    <w:lsdException w:name="Medium Grid 2 Accent 5" w:uiPriority="68"/>
-    <w:lsdException w:name="Medium Grid 3 Accent 5" w:uiPriority="69"/>
-    <w:lsdException w:name="Dark List Accent 5" w:uiPriority="70"/>
-    <w:lsdException w:name="Colorful Shading Accent 5" w:uiPriority="71"/>
-    <w:lsdException w:name="Colorful List Accent 5" w:uiPriority="72"/>
-    <w:lsdException w:name="Colorful Grid Accent 5" w:uiPriority="73"/>
-    <w:lsdException w:name="Light Shading Accent 6" w:uiPriority="60"/>
-    <w:lsdException w:name="Light List Accent 6" w:uiPriority="61"/>
-    <w:lsdException w:name="Light Grid Accent 6" w:uiPriority="62"/>
-    <w:lsdException w:name="Medium Shading 1 Accent 6" w:uiPriority="63"/>
-    <w:lsdException w:name="Medium Shading 2 Accent 6" w:uiPriority="64"/>
-    <w:lsdException w:name="Medium List 1 Accent 6" w:uiPriority="65"/>
-    <w:lsdException w:name="Medium List 2 Accent 6" w:uiPriority="66"/>
-    <w:lsdException w:name="Medium Grid 1 Accent 6" w:uiPriority="67"/>
-    <w:lsdException w:name="Medium Grid 2 Accent 6" w:uiPriority="68"/>
-    <w:lsdException w:name="Medium Grid 3 Accent 6" w:uiPriority="69"/>
-    <w:lsdException w:name="Dark List Accent 6" w:uiPriority="70"/>
-    <w:lsdException w:name="Colorful Shading Accent 6" w:uiPriority="71"/>
-    <w:lsdException w:name="Colorful List Accent 6" w:uiPriority="72"/>
-    <w:lsdException w:name="Colorful Grid Accent 6" w:uiPriority="73"/>
-    <w:lsdException w:name="Subtle Emphasis" w:uiPriority="19" w:qFormat="1"/>
-    <w:lsdException w:name="Intense Emphasis" w:uiPriority="21" w:qFormat="1"/>
-    <w:lsdException w:name="Subtle Reference" w:uiPriority="31" w:qFormat="1"/>
-    <w:lsdException w:name="Intense Reference" w:uiPriority="32" w:qFormat="1"/>
-    <w:lsdException w:name="Book Title" w:uiPriority="33" w:qFormat="1"/>
-    <w:lsdException w:name="Bibliography" w:semiHidden="1" w:uiPriority="37" w:unhideWhenUsed="1"/>
-    <w:lsdException w:name="TOC Heading" w:semiHidden="1" w:uiPriority="39" w:unhideWhenUsed="1" w:qFormat="1"/>
-    <w:lsdException w:name="Plain Table 1" w:uiPriority="41"/>
-    <w:lsdException w:name="Plain Table 2" w:uiPriority="42"/>
-    <w:lsdException w:name="Plain Table 3" w:uiPriority="43"/>
-    <w:lsdException w:name="Plain Table 4" w:uiPriority="44"/>
-    <w:lsdException w:name="Plain Table 5" w:uiPriority="45"/>
-    <w:lsdException w:name="Grid Table Light" w:uiPriority="40"/>
-    <w:lsdException w:name="Grid Table 1 Light" w:uiPriority="46"/>
-    <w:lsdException w:name="Grid Table 2" w:uiPriority="47"/>
-    <w:lsdException w:name="Grid Table 3" w:uiPriority="48"/>
-    <w:lsdException w:name="Grid Table 4" w:uiPriority="49"/>
-    <w:lsdException w:name="Grid Table 5 Dark" w:uiPriority="50"/>
-    <w:lsdException w:name="Grid Table 6 Colorful" w:uiPriority="51"/>
-    <w:lsdException w:name="Grid Table 7 Colorful" w:uiPriority="52"/>
-    <w:lsdException w:name="Grid Table 1 Light Accent 1" w:uiPriority="46"/>
-    <w:lsdException w:name="Grid Table 2 Accent 1" w:uiPriority="47"/>
-    <w:lsdException w:name="Grid Table 3 Accent 1" w:uiPriority="48"/>
-    <w:lsdException w:name="Grid Table 4 Accent 1" w:uiPriority="49"/>
-    <w:lsdException w:name="Grid Table 5 Dark Accent 1" w:uiPriority="50"/>
-    <w:lsdException w:name="Grid Table 6 Colorful Accent 1" w:uiPriority="51"/>
-    <w:lsdException w:name="Grid Table 7 Colorful Accent 1" w:uiPriority="52"/>
-    <w:lsdException w:name="Grid Table 1 Light Accent 2" w:uiPriority="46"/>
-    <w:lsdException w:name="Grid Table 2 Accent 2" w:uiPriority="47"/>
-    <w:lsdException w:name="Grid Table 3 Accent 2" w:uiPriority="48"/>
-    <w:lsdException w:name="Grid Table 4 Accent 2" w:uiPriority="49"/>
-    <w:lsdException w:name="Grid Table 5 Dark Accent 2" w:uiPriority="50"/>
-    <w:lsdException w:name="Grid Table 6 Colorful Accent 2" w:uiPriority="51"/>
-    <w:lsdException w:name="Grid Table 7 Colorful Accent 2" w:uiPriority="52"/>
-    <w:lsdException w:name="Grid Table 1 Light Accent 3" w:uiPriority="46"/>
-    <w:lsdException w:name="Grid Table 2 Accent 3" w:uiPriority="47"/>
-    <w:lsdException w:name="Grid Table 3 Accent 3" w:uiPriority="48"/>
-    <w:lsdException w:name="Grid Table 4 Accent 3" w:uiPriority="49"/>
-    <w:lsdException w:name="Grid Table 5 Dark Accent 3" w:uiPriority="50"/>
-    <w:lsdException w:name="Grid Table 6 Colorful Accent 3" w:uiPriority="51"/>
-    <w:lsdException w:name="Grid Table 7 Colorful Accent 3" w:uiPriority="52"/>
-    <w:lsdException w:name="Grid Table 1 Light Accent 4" w:uiPriority="46"/>
-    <w:lsdException w:name="Grid Table 2 Accent 4" w:uiPriority="47"/>
-    <w:lsdException w:name="Grid Table 3 Accent 4" w:uiPriority="48"/>
-    <w:lsdException w:name="Grid Table 4 Accent 4" w:uiPriority="49"/>
-    <w:lsdException w:name="Grid Table 5 Dark Accent 4" w:uiPriority="50"/>
-    <w:lsdException w:name="Grid Table 6 Colorful Accent 4" w:uiPriority="51"/>
-    <w:lsdException w:name="Grid Table 7 Colorful Accent 4" w:uiPriority="52"/>
-    <w:lsdException w:name="Grid Table 1 Light Accent 5" w:uiPriority="46"/>
-    <w:lsdException w:name="Grid Table 2 Accent 5" w:uiPriority="47"/>
-    <w:lsdException w:name="Grid Table 3 Accent 5" w:uiPriority="48"/>
-    <w:lsdException w:name="Grid Table 4 Accent 5" w:uiPriority="49"/>
-    <w:lsdException w:name="Grid Table 5 Dark Accent 5" w:uiPriority="50"/>
-    <w:lsdException w:name="Grid Table 6 Colorful Accent 5" w:uiPriority="51"/>
-    <w:lsdException w:name="Grid Table 7 Colorful Accent 5" w:uiPriority="52"/>
-    <w:lsdException w:name="Grid Table 1 Light Accent 6" w:uiPriority="46"/>
-    <w:lsdException w:name="Grid Table 2 Accent 6" w:uiPriority="47"/>
-    <w:lsdException w:name="Grid Table 3 Accent 6" w:uiPriority="48"/>
-    <w:lsdException w:name="Grid Table 4 Accent 6" w:uiPriority="49"/>
-    <w:lsdException w:name="Grid Table 5 Dark Accent 6" w:uiPriority="50"/>
-    <w:lsdException w:name="Grid Table 6 Colorful Accent 6" w:uiPriority="51"/>
-    <w:lsdException w:name="Grid Table 7 Colorful Accent 6" w:uiPriority="52"/>
-    <w:lsdException w:name="List Table 1 Light" w:uiPriority="46"/>
-    <w:lsdException w:name="List Table 2" w:uiPriority="47"/>
-    <w:lsdException w:name="List Table 3" w:uiPriority="48"/>
-    <w:lsdException w:name="List Table 4" w:uiPriority="49"/>
-    <w:lsdException w:name="List Table 5 Dark" w:uiPriority="50"/>
-    <w:lsdException w:name="List Table 6 Colorful" w:uiPriority="51"/>
-    <w:lsdException w:name="List Table 7 Colorful" w:uiPriority="52"/>
-    <w:lsdException w:name="List Table 1 Light Accent 1" w:uiPriority="46"/>
-    <w:lsdException w:name="List Table 2 Accent 1" w:uiPriority="47"/>
-    <w:lsdException w:name="List Table 3 Accent 1" w:uiPriority="48"/>
-    <w:lsdException w:name="List Table 4 Accent 1" w:uiPriority="49"/>
-    <w:lsdException w:name="List Table 5 Dark Accent 1" w:uiPriority="50"/>
-    <w:lsdException w:name="List Table 6 Colorful Accent 1" w:uiPriority="51"/>
-    <w:lsdException w:name="List Table 7 Colorful Accent 1" w:uiPriority="52"/>
-    <w:lsdException w:name="List Table 1 Light Accent 2" w:uiPriority="46"/>
-    <w:lsdException w:name="List Table 2 Accent 2" w:uiPriority="47"/>
-    <w:lsdException w:name="List Table 3 Accent 2" w:uiPriority="48"/>
-    <w:lsdException w:name="List Table 4 Accent 2" w:uiPriority="49"/>
-    <w:lsdException w:name="List Table 5 Dark Accent 2" w:uiPriority="50"/>
-    <w:lsdException w:name="List Table 6 Colorful Accent 2" w:uiPriority="51"/>
-    <w:lsdException w:name="List Table 7 Colorful Accent 2" w:uiPriority="52"/>
-    <w:lsdException w:name="List Table 1 Light Accent 3" w:uiPriority="46"/>
-    <w:lsdException w:name="List Table 2 Accent 3" w:uiPriority="47"/>
-    <w:lsdException w:name="List Table 3 Accent 3" w:uiPriority="48"/>
-    <w:lsdException w:name="List Table 4 Accent 3" w:uiPriority="49"/>
-    <w:lsdException w:name="List Table 5 Dark Accent 3" w:uiPriority="50"/>
-    <w:lsdException w:name="List Table 6 Colorful Accent 3" w:uiPriority="51"/>
-    <w:lsdException w:name="List Table 7 Colorful Accent 3" w:uiPriority="52"/>
-    <w:lsdException w:name="List Table 1 Light Accent 4" w:uiPriority="46"/>
-    <w:lsdException w:name="List Table 2 Accent 4" w:uiPriority="47"/>
-    <w:lsdException w:name="List Table 3 Accent 4" w:uiPriority="48"/>
-    <w:lsdException w:name="List Table 4 Accent 4" w:uiPriority="49"/>
-    <w:lsdException w:name="List Table 5 Dark Accent 4" w:uiPriority="50"/>
-    <w:lsdException w:name="List Table 6 Colorful Accent 4" w:uiPriority="51"/>
-    <w:lsdException w:name="List Table 7 Colorful Accent 4" w:uiPriority="52"/>
-    <w:lsdException w:name="List Table 1 Light Accent 5" w:uiPriority="46"/>
-    <w:lsdException w:name="List Table 2 Accent 5" w:uiPriority="47"/>
-    <w:lsdException w:name="List Table 3 Accent 5" w:uiPriority="48"/>
-    <w:lsdException w:name="List Table 4 Accent 5" w:uiPriority="49"/>
-    <w:lsdException w:name="List Table 5 Dark Accent 5" w:uiPriority="50"/>
-    <w:lsdException w:name="List Table 6 Colorful Accent 5" w:uiPriority="51"/>
-    <w:lsdException w:name="List Table 7 Colorful Accent 5" w:uiPriority="52"/>
-    <w:lsdException w:name="List Table 1 Light Accent 6" w:uiPriority="46"/>
-    <w:lsdException w:name="List Table 2 Accent 6" w:uiPriority="47"/>
-    <w:lsdException w:name="List Table 3 Accent 6" w:uiPriority="48"/>
-    <w:lsdException w:name="List Table 4 Accent 6" w:uiPriority="49"/>
-    <w:lsdException w:name="List Table 5 Dark Accent 6" w:uiPriority="50"/>
-    <w:lsdException w:name="List Table 6 Colorful Accent 6" w:uiPriority="51"/>
-    <w:lsdException w:name="List Table 7 Colorful Accent 6" w:uiPriority="52"/>
-    <w:lsdException w:name="Mention" w:semiHidden="1" w:unhideWhenUsed="1"/>
-    <w:lsdException w:name="Smart Hyperlink" w:semiHidden="1" w:unhideWhenUsed="1"/>
-    <w:lsdException w:name="Hashtag" w:semiHidden="1" w:unhideWhenUsed="1"/>
-    <w:lsdException w:name="Unresolved Mention" w:semiHidden="1" w:unhideWhenUsed="1"/>
-    <w:lsdException w:name="Smart Link" w:semiHidden="1" w:unhideWhenUsed="1"/>
+  <w:latentStyles w:defLockedState="0" w:defUIPriority="99" w:defSemiHidden="1" w:defUnhideWhenUsed="1" w:defQFormat="0" w:count="267">
+    <w:lsdException w:name="Normal" w:semiHidden="0" w:uiPriority="0" w:unhideWhenUsed="0" w:qFormat="1"/>
+    <w:lsdException w:name="heading 1" w:semiHidden="0" w:uiPriority="9" w:unhideWhenUsed="0" w:qFormat="1"/>
+    <w:lsdException w:name="heading 2" w:uiPriority="9" w:qFormat="1"/>
+    <w:lsdException w:name="heading 3" w:uiPriority="9" w:qFormat="1"/>
+    <w:lsdException w:name="heading 4" w:uiPriority="9" w:qFormat="1"/>
+    <w:lsdException w:name="heading 5" w:uiPriority="9" w:qFormat="1"/>
+    <w:lsdException w:name="heading 6" w:uiPriority="9" w:qFormat="1"/>
+    <w:lsdException w:name="heading 7" w:uiPriority="9" w:qFormat="1"/>
+    <w:lsdException w:name="heading 8" w:uiPriority="9" w:qFormat="1"/>
+    <w:lsdException w:name="heading 9" w:uiPriority="9" w:qFormat="1"/>
+    <w:lsdException w:name="toc 1" w:uiPriority="39"/>
+    <w:lsdException w:name="toc 2" w:uiPriority="39"/>
+    <w:lsdException w:name="toc 3" w:uiPriority="39"/>
+    <w:lsdException w:name="toc 4" w:uiPriority="39"/>
+    <w:lsdException w:name="toc 5" w:uiPriority="39"/>
+    <w:lsdException w:name="toc 6" w:uiPriority="39"/>
+    <w:lsdException w:name="toc 7" w:uiPriority="39"/>
+    <w:lsdException w:name="toc 8" w:uiPriority="39"/>
+    <w:lsdException w:name="toc 9" w:uiPriority="39"/>
+    <w:lsdException w:name="caption" w:uiPriority="35" w:qFormat="1"/>
+    <w:lsdException w:name="Title" w:semiHidden="0" w:uiPriority="10" w:unhideWhenUsed="0" w:qFormat="1"/>
+    <w:lsdException w:name="Default Paragraph Font" w:uiPriority="1"/>
+    <w:lsdException w:name="Subtitle" w:semiHidden="0" w:uiPriority="11" w:unhideWhenUsed="0" w:qFormat="1"/>
+    <w:lsdException w:name="Strong" w:semiHidden="0" w:uiPriority="22" w:unhideWhenUsed="0" w:qFormat="1"/>
+    <w:lsdException w:name="Emphasis" w:semiHidden="0" w:uiPriority="20" w:unhideWhenUsed="0" w:qFormat="1"/>
+    <w:lsdException w:name="Table Grid" w:semiHidden="0" w:uiPriority="39" w:unhideWhenUsed="0"/>
+    <w:lsdException w:name="Placeholder Text" w:unhideWhenUsed="0"/>
+    <w:lsdException w:name="No Spacing" w:semiHidden="0" w:uiPriority="1" w:unhideWhenUsed="0" w:qFormat="1"/>
+    <w:lsdException w:name="Light Shading" w:semiHidden="0" w:uiPriority="60" w:unhideWhenUsed="0"/>
+    <w:lsdException w:name="Light List" w:semiHidden="0" w:uiPriority="61" w:unhideWhenUsed="0"/>
+    <w:lsdException w:name="Light Grid" w:semiHidden="0" w:uiPriority="62" w:unhideWhenUsed="0"/>
+    <w:lsdException w:name="Medium Shading 1" w:semiHidden="0" w:uiPriority="63" w:unhideWhenUsed="0"/>
+    <w:lsdException w:name="Medium Shading 2" w:semiHidden="0" w:uiPriority="64" w:unhideWhenUsed="0"/>
+    <w:lsdException w:name="Medium List 1" w:semiHidden="0" w:uiPriority="65" w:unhideWhenUsed="0"/>
+    <w:lsdException w:name="Medium List 2" w:semiHidden="0" w:uiPriority="66" w:unhideWhenUsed="0"/>
+    <w:lsdException w:name="Medium Grid 1" w:semiHidden="0" w:uiPriority="67" w:unhideWhenUsed="0"/>
+    <w:lsdException w:name="Medium Grid 2" w:semiHidden="0" w:uiPriority="68" w:unhideWhenUsed="0"/>
+    <w:lsdException w:name="Medium Grid 3" w:semiHidden="0" w:uiPriority="69" w:unhideWhenUsed="0"/>
+    <w:lsdException w:name="Dark List" w:semiHidden="0" w:uiPriority="70" w:unhideWhenUsed="0"/>
+    <w:lsdException w:name="Colorful Shading" w:semiHidden="0" w:uiPriority="71" w:unhideWhenUsed="0"/>
+    <w:lsdException w:name="Colorful List" w:semiHidden="0" w:uiPriority="72" w:unhideWhenUsed="0"/>
+    <w:lsdException w:name="Colorful Grid" w:semiHidden="0" w:uiPriority="73" w:unhideWhenUsed="0"/>
+    <w:lsdException w:name="Light Shading Accent 1" w:semiHidden="0" w:uiPriority="60" w:unhideWhenUsed="0"/>
+    <w:lsdException w:name="Light List Accent 1" w:semiHidden="0" w:uiPriority="61" w:unhideWhenUsed="0"/>
+    <w:lsdException w:name="Light Grid Accent 1" w:semiHidden="0" w:uiPriority="62" w:unhideWhenUsed="0"/>
+    <w:lsdException w:name="Medium Shading 1 Accent 1" w:semiHidden="0" w:uiPriority="63" w:unhideWhenUsed="0"/>
+    <w:lsdException w:name="Medium Shading 2 Accent 1" w:semiHidden="0" w:uiPriority="64" w:unhideWhenUsed="0"/>
+    <w:lsdException w:name="Medium List 1 Accent 1" w:semiHidden="0" w:uiPriority="65" w:unhideWhenUsed="0"/>
+    <w:lsdException w:name="Revision" w:unhideWhenUsed="0"/>
+    <w:lsdException w:name="List Paragraph" w:semiHidden="0" w:uiPriority="34" w:unhideWhenUsed="0" w:qFormat="1"/>
+    <w:lsdException w:name="Quote" w:semiHidden="0" w:uiPriority="29" w:unhideWhenUsed="0" w:qFormat="1"/>
+    <w:lsdException w:name="Intense Quote" w:semiHidden="0" w:uiPriority="30" w:unhideWhenUsed="0" w:qFormat="1"/>
+    <w:lsdException w:name="Medium List 2 Accent 1" w:semiHidden="0" w:uiPriority="66" w:unhideWhenUsed="0"/>
+    <w:lsdException w:name="Medium Grid 1 Accent 1" w:semiHidden="0" w:uiPriority="67" w:unhideWhenUsed="0"/>
+    <w:lsdException w:name="Medium Grid 2 Accent 1" w:semiHidden="0" w:uiPriority="68" w:unhideWhenUsed="0"/>
+    <w:lsdException w:name="Medium Grid 3 Accent 1" w:semiHidden="0" w:uiPriority="69" w:unhideWhenUsed="0"/>
+    <w:lsdException w:name="Dark List Accent 1" w:semiHidden="0" w:uiPriority="70" w:unhideWhenUsed="0"/>
+    <w:lsdException w:name="Colorful Shading Accent 1" w:semiHidden="0" w:uiPriority="71" w:unhideWhenUsed="0"/>
+    <w:lsdException w:name="Colorful List Accent 1" w:semiHidden="0" w:uiPriority="72" w:unhideWhenUsed="0"/>
+    <w:lsdException w:name="Colorful Grid Accent 1" w:semiHidden="0" w:uiPriority="73" w:unhideWhenUsed="0"/>
+    <w:lsdException w:name="Light Shading Accent 2" w:semiHidden="0" w:uiPriority="60" w:unhideWhenUsed="0"/>
+    <w:lsdException w:name="Light List Accent 2" w:semiHidden="0" w:uiPriority="61" w:unhideWhenUsed="0"/>
+    <w:lsdException w:name="Light Grid Accent 2" w:semiHidden="0" w:uiPriority="62" w:unhideWhenUsed="0"/>
+    <w:lsdException w:name="Medium Shading 1 Accent 2" w:semiHidden="0" w:uiPriority="63" w:unhideWhenUsed="0"/>
+    <w:lsdException w:name="Medium Shading 2 Accent 2" w:semiHidden="0" w:uiPriority="64" w:unhideWhenUsed="0"/>
+    <w:lsdException w:name="Medium List 1 Accent 2" w:semiHidden="0" w:uiPriority="65" w:unhideWhenUsed="0"/>
+    <w:lsdException w:name="Medium List 2 Accent 2" w:semiHidden="0" w:uiPriority="66" w:unhideWhenUsed="0"/>
+    <w:lsdException w:name="Medium Grid 1 Accent 2" w:semiHidden="0" w:uiPriority="67" w:unhideWhenUsed="0"/>
+    <w:lsdException w:name="Medium Grid 2 Accent 2" w:semiHidden="0" w:uiPriority="68" w:unhideWhenUsed="0"/>
+    <w:lsdException w:name="Medium Grid 3 Accent 2" w:semiHidden="0" w:uiPriority="69" w:unhideWhenUsed="0"/>
+    <w:lsdException w:name="Dark List Accent 2" w:semiHidden="0" w:uiPriority="70" w:unhideWhenUsed="0"/>
+    <w:lsdException w:name="Colorful Shading Accent 2" w:semiHidden="0" w:uiPriority="71" w:unhideWhenUsed="0"/>
+    <w:lsdException w:name="Colorful List Accent 2" w:semiHidden="0" w:uiPriority="72" w:unhideWhenUsed="0"/>
+    <w:lsdException w:name="Colorful Grid Accent 2" w:semiHidden="0" w:uiPriority="73" w:unhideWhenUsed="0"/>
+    <w:lsdException w:name="Light Shading Accent 3" w:semiHidden="0" w:uiPriority="60" w:unhideWhenUsed="0"/>
+    <w:lsdException w:name="Light List Accent 3" w:semiHidden="0" w:uiPriority="61" w:unhideWhenUsed="0"/>
+    <w:lsdException w:name="Light Grid Accent 3" w:semiHidden="0" w:uiPriority="62" w:unhideWhenUsed="0"/>
+    <w:lsdException w:name="Medium Shading 1 Accent 3" w:semiHidden="0" w:uiPriority="63" w:unhideWhenUsed="0"/>
+    <w:lsdException w:name="Medium Shading 2 Accent 3" w:semiHidden="0" w:uiPriority="64" w:unhideWhenUsed="0"/>
+    <w:lsdException w:name="Medium List 1 Accent 3" w:semiHidden="0" w:uiPriority="65" w:unhideWhenUsed="0"/>
+    <w:lsdException w:name="Medium List 2 Accent 3" w:semiHidden="0" w:uiPriority="66" w:unhideWhenUsed="0"/>
+    <w:lsdException w:name="Medium Grid 1 Accent 3" w:semiHidden="0" w:uiPriority="67" w:unhideWhenUsed="0"/>
+    <w:lsdException w:name="Medium Grid 2 Accent 3" w:semiHidden="0" w:uiPriority="68" w:unhideWhenUsed="0"/>
+    <w:lsdException w:name="Medium Grid 3 Accent 3" w:semiHidden="0" w:uiPriority="69" w:unhideWhenUsed="0"/>
+    <w:lsdException w:name="Dark List Accent 3" w:semiHidden="0" w:uiPriority="70" w:unhideWhenUsed="0"/>
+    <w:lsdException w:name="Colorful Shading Accent 3" w:semiHidden="0" w:uiPriority="71" w:unhideWhenUsed="0"/>
+    <w:lsdException w:name="Colorful List Accent 3" w:semiHidden="0" w:uiPriority="72" w:unhideWhenUsed="0"/>
+    <w:lsdException w:name="Colorful Grid Accent 3" w:semiHidden="0" w:uiPriority="73" w:unhideWhenUsed="0"/>
+    <w:lsdException w:name="Light Shading Accent 4" w:semiHidden="0" w:uiPriority="60" w:unhideWhenUsed="0"/>
+    <w:lsdException w:name="Light List Accent 4" w:semiHidden="0" w:uiPriority="61" w:unhideWhenUsed="0"/>
+    <w:lsdException w:name="Light Grid Accent 4" w:semiHidden="0" w:uiPriority="62" w:unhideWhenUsed="0"/>
+    <w:lsdException w:name="Medium Shading 1 Accent 4" w:semiHidden="0" w:uiPriority="63" w:unhideWhenUsed="0"/>
+    <w:lsdException w:name="Medium Shading 2 Accent 4" w:semiHidden="0" w:uiPriority="64" w:unhideWhenUsed="0"/>
+    <w:lsdException w:name="Medium List 1 Accent 4" w:semiHidden="0" w:uiPriority="65" w:unhideWhenUsed="0"/>
+    <w:lsdException w:name="Medium List 2 Accent 4" w:semiHidden="0" w:uiPriority="66" w:unhideWhenUsed="0"/>
+    <w:lsdException w:name="Medium Grid 1 Accent 4" w:semiHidden="0" w:uiPriority="67" w:unhideWhenUsed="0"/>
+    <w:lsdException w:name="Medium Grid 2 Accent 4" w:semiHidden="0" w:uiPriority="68" w:unhideWhenUsed="0"/>
+    <w:lsdException w:name="Medium Grid 3 Accent 4" w:semiHidden="0" w:uiPriority="69" w:unhideWhenUsed="0"/>
+    <w:lsdException w:name="Dark List Accent 4" w:semiHidden="0" w:uiPriority="70" w:unhideWhenUsed="0"/>
+    <w:lsdException w:name="Colorful Shading Accent 4" w:semiHidden="0" w:uiPriority="71" w:unhideWhenUsed="0"/>
+    <w:lsdException w:name="Colorful List Accent 4" w:semiHidden="0" w:uiPriority="72" w:unhideWhenUsed="0"/>
+    <w:lsdException w:name="Colorful Grid Accent 4" w:semiHidden="0" w:uiPriority="73" w:unhideWhenUsed="0"/>
+    <w:lsdException w:name="Light Shading Accent 5" w:semiHidden="0" w:uiPriority="60" w:unhideWhenUsed="0"/>
+    <w:lsdException w:name="Light List Accent 5" w:semiHidden="0" w:uiPriority="61" w:unhideWhenUsed="0"/>
+    <w:lsdException w:name="Light Grid Accent 5" w:semiHidden="0" w:uiPriority="62" w:unhideWhenUsed="0"/>
+    <w:lsdException w:name="Medium Shading 1 Accent 5" w:semiHidden="0" w:uiPriority="63" w:unhideWhenUsed="0"/>
+    <w:lsdException w:name="Medium Shading 2 Accent 5" w:semiHidden="0" w:uiPriority="64" w:unhideWhenUsed="0"/>
+    <w:lsdException w:name="Medium List 1 Accent 5" w:semiHidden="0" w:uiPriority="65" w:unhideWhenUsed="0"/>
+    <w:lsdException w:name="Medium List 2 Accent 5" w:semiHidden="0" w:uiPriority="66" w:unhideWhenUsed="0"/>
+    <w:lsdException w:name="Medium Grid 1 Accent 5" w:semiHidden="0" w:uiPriority="67" w:unhideWhenUsed="0"/>
+    <w:lsdException w:name="Medium Grid 2 Accent 5" w:semiHidden="0" w:uiPriority="68" w:unhideWhenUsed="0"/>
+    <w:lsdException w:name="Medium Grid 3 Accent 5" w:semiHidden="0" w:uiPriority="69" w:unhideWhenUsed="0"/>
+    <w:lsdException w:name="Dark List Accent 5" w:semiHidden="0" w:uiPriority="70" w:unhideWhenUsed="0"/>
+    <w:lsdException w:name="Colorful Shading Accent 5" w:semiHidden="0" w:uiPriority="71" w:unhideWhenUsed="0"/>
+    <w:lsdException w:name="Colorful List Accent 5" w:semiHidden="0" w:uiPriority="72" w:unhideWhenUsed="0"/>
+    <w:lsdException w:name="Colorful Grid Accent 5" w:semiHidden="0" w:uiPriority="73" w:unhideWhenUsed="0"/>
+    <w:lsdException w:name="Light Shading Accent 6" w:semiHidden="0" w:uiPriority="60" w:unhideWhenUsed="0"/>
+    <w:lsdException w:name="Light List Accent 6" w:semiHidden="0" w:uiPriority="61" w:unhideWhenUsed="0"/>
+    <w:lsdException w:name="Light Grid Accent 6" w:semiHidden="0" w:uiPriority="62" w:unhideWhenUsed="0"/>
+    <w:lsdException w:name="Medium Shading 1 Accent 6" w:semiHidden="0" w:uiPriority="63" w:unhideWhenUsed="0"/>
+    <w:lsdException w:name="Medium Shading 2 Accent 6" w:semiHidden="0" w:uiPriority="64" w:unhideWhenUsed="0"/>
+    <w:lsdException w:name="Medium List 1 Accent 6" w:semiHidden="0" w:uiPriority="65" w:unhideWhenUsed="0"/>
+    <w:lsdException w:name="Medium List 2 Accent 6" w:semiHidden="0" w:uiPriority="66" w:unhideWhenUsed="0"/>
+    <w:lsdException w:name="Medium Grid 1 Accent 6" w:semiHidden="0" w:uiPriority="67" w:unhideWhenUsed="0"/>
+    <w:lsdException w:name="Medium Grid 2 Accent 6" w:semiHidden="0" w:uiPriority="68" w:unhideWhenUsed="0"/>
+    <w:lsdException w:name="Medium Grid 3 Accent 6" w:semiHidden="0" w:uiPriority="69" w:unhideWhenUsed="0"/>
+    <w:lsdException w:name="Dark List Accent 6" w:semiHidden="0" w:uiPriority="70" w:unhideWhenUsed="0"/>
+    <w:lsdException w:name="Colorful Shading Accent 6" w:semiHidden="0" w:uiPriority="71" w:unhideWhenUsed="0"/>
+    <w:lsdException w:name="Colorful List Accent 6" w:semiHidden="0" w:uiPriority="72" w:unhideWhenUsed="0"/>
+    <w:lsdException w:name="Colorful Grid Accent 6" w:semiHidden="0" w:uiPriority="73" w:unhideWhenUsed="0"/>
+    <w:lsdException w:name="Subtle Emphasis" w:semiHidden="0" w:uiPriority="19" w:unhideWhenUsed="0" w:qFormat="1"/>
+    <w:lsdException w:name="Intense Emphasis" w:semiHidden="0" w:uiPriority="21" w:unhideWhenUsed="0" w:qFormat="1"/>
+    <w:lsdException w:name="Subtle Reference" w:semiHidden="0" w:uiPriority="31" w:unhideWhenUsed="0" w:qFormat="1"/>
+    <w:lsdException w:name="Intense Reference" w:semiHidden="0" w:uiPriority="32" w:unhideWhenUsed="0" w:qFormat="1"/>
+    <w:lsdException w:name="Book Title" w:semiHidden="0" w:uiPriority="33" w:unhideWhenUsed="0" w:qFormat="1"/>
+    <w:lsdException w:name="Bibliography" w:uiPriority="37"/>
+    <w:lsdException w:name="TOC Heading" w:uiPriority="39" w:qFormat="1"/>
   </w:latentStyles>
   <w:style w:type="paragraph" w:default="1" w:styleId="a">
     <w:name w:val="Normal"/>
     <w:qFormat/>
+    <w:rsid w:val="008E68DD"/>
   </w:style>
   <w:style w:type="paragraph" w:styleId="1">
     <w:name w:val="heading 1"/>
@@ -1552,6 +1750,7 @@
     <w:uiPriority w:val="99"/>
     <w:semiHidden/>
     <w:unhideWhenUsed/>
+    <w:qFormat/>
     <w:tblPr>
       <w:tblInd w:w="0" w:type="dxa"/>
       <w:tblCellMar>
@@ -1708,7 +1907,7 @@
     </w:rPr>
   </w:style>
   <w:style w:type="character" w:customStyle="1" w:styleId="a4">
-    <w:name w:val="Заголовок Знак"/>
+    <w:name w:val="Название Знак"/>
     <w:basedOn w:val="a0"/>
     <w:link w:val="a3"/>
     <w:uiPriority w:val="10"/>
@@ -1869,7 +2068,7 @@
       <w:u w:val="single"/>
     </w:rPr>
   </w:style>
-  <w:style w:type="character" w:styleId="ad">
+  <w:style w:type="character" w:customStyle="1" w:styleId="UnresolvedMention">
     <w:name w:val="Unresolved Mention"/>
     <w:basedOn w:val="a0"/>
     <w:uiPriority w:val="99"/>
@@ -1879,6 +2078,36 @@
     <w:rPr>
       <w:color w:val="605E5C"/>
       <w:shd w:val="clear" w:color="auto" w:fill="E1DFDD"/>
+    </w:rPr>
+  </w:style>
+  <w:style w:type="paragraph" w:styleId="ad">
+    <w:name w:val="Balloon Text"/>
+    <w:basedOn w:val="a"/>
+    <w:link w:val="ae"/>
+    <w:uiPriority w:val="99"/>
+    <w:semiHidden/>
+    <w:unhideWhenUsed/>
+    <w:rsid w:val="00D16494"/>
+    <w:pPr>
+      <w:spacing w:after="0" w:line="240" w:lineRule="auto"/>
+    </w:pPr>
+    <w:rPr>
+      <w:rFonts w:ascii="Tahoma" w:hAnsi="Tahoma" w:cs="Tahoma"/>
+      <w:sz w:val="16"/>
+      <w:szCs w:val="16"/>
+    </w:rPr>
+  </w:style>
+  <w:style w:type="character" w:customStyle="1" w:styleId="ae">
+    <w:name w:val="Текст выноски Знак"/>
+    <w:basedOn w:val="a0"/>
+    <w:link w:val="ad"/>
+    <w:uiPriority w:val="99"/>
+    <w:semiHidden/>
+    <w:rsid w:val="00D16494"/>
+    <w:rPr>
+      <w:rFonts w:ascii="Tahoma" w:hAnsi="Tahoma" w:cs="Tahoma"/>
+      <w:sz w:val="16"/>
+      <w:szCs w:val="16"/>
     </w:rPr>
   </w:style>
 </w:styles>
@@ -1927,7 +2156,7 @@
     </a:clrScheme>
     <a:fontScheme name="Стандартная">
       <a:majorFont>
-        <a:latin typeface="Calibri Light" panose="020F0302020204030204"/>
+        <a:latin typeface="Calibri Light"/>
         <a:ea typeface=""/>
         <a:cs typeface=""/>
         <a:font script="Jpan" typeface="游ゴシック Light"/>
@@ -1979,7 +2208,7 @@
         <a:font script="Tfng" typeface="Ebrima"/>
       </a:majorFont>
       <a:minorFont>
-        <a:latin typeface="Calibri" panose="020F0502020204030204"/>
+        <a:latin typeface="Calibri"/>
         <a:ea typeface=""/>
         <a:cs typeface=""/>
         <a:font script="Jpan" typeface="游ゴシック"/>
@@ -2173,7 +2402,7 @@
   <a:extraClrSchemeLst/>
   <a:extLst>
     <a:ext uri="{05A4C25C-085E-4340-85A3-A5531E510DB2}">
-      <thm15:themeFamily xmlns:thm15="http://schemas.microsoft.com/office/thememl/2012/main" name="Office Theme" id="{62F939B6-93AF-4DB8-9C6B-D6C7DFDC589F}" vid="{4A3C46E8-61CC-4603-A589-7422A47A8E4A}"/>
+      <thm15:themeFamily xmlns:thm15="http://schemas.microsoft.com/office/thememl/2012/main" xmlns="" name="Office Theme" id="{62F939B6-93AF-4DB8-9C6B-D6C7DFDC589F}" vid="{4A3C46E8-61CC-4603-A589-7422A47A8E4A}"/>
     </a:ext>
   </a:extLst>
 </a:theme>

--- a/сетевые контроллеры/109/типовые неисправности.docx
+++ b/сетевые контроллеры/109/типовые неисправности.docx
@@ -1,6 +1,6 @@
 
 <file path=word/document.xml><?xml version="1.0" encoding="utf-8"?>
-<w:document xmlns:ve="http://schemas.openxmlformats.org/markup-compatibility/2006" xmlns:o="urn:schemas-microsoft-com:office:office" xmlns:r="http://schemas.openxmlformats.org/officeDocument/2006/relationships" xmlns:m="http://schemas.openxmlformats.org/officeDocument/2006/math" xmlns:v="urn:schemas-microsoft-com:vml" xmlns:wp="http://schemas.openxmlformats.org/drawingml/2006/wordprocessingDrawing" xmlns:w10="urn:schemas-microsoft-com:office:word" xmlns:w="http://schemas.openxmlformats.org/wordprocessingml/2006/main" xmlns:wne="http://schemas.microsoft.com/office/word/2006/wordml">
+<w:document xmlns:wpc="http://schemas.microsoft.com/office/word/2010/wordprocessingCanvas" xmlns:cx="http://schemas.microsoft.com/office/drawing/2014/chartex" xmlns:cx1="http://schemas.microsoft.com/office/drawing/2015/9/8/chartex" xmlns:cx2="http://schemas.microsoft.com/office/drawing/2015/10/21/chartex" xmlns:cx3="http://schemas.microsoft.com/office/drawing/2016/5/9/chartex" xmlns:cx4="http://schemas.microsoft.com/office/drawing/2016/5/10/chartex" xmlns:cx5="http://schemas.microsoft.com/office/drawing/2016/5/11/chartex" xmlns:cx6="http://schemas.microsoft.com/office/drawing/2016/5/12/chartex" xmlns:cx7="http://schemas.microsoft.com/office/drawing/2016/5/13/chartex" xmlns:cx8="http://schemas.microsoft.com/office/drawing/2016/5/14/chartex" xmlns:mc="http://schemas.openxmlformats.org/markup-compatibility/2006" xmlns:aink="http://schemas.microsoft.com/office/drawing/2016/ink" xmlns:am3d="http://schemas.microsoft.com/office/drawing/2017/model3d" xmlns:o="urn:schemas-microsoft-com:office:office" xmlns:oel="http://schemas.microsoft.com/office/2019/extlst" xmlns:r="http://schemas.openxmlformats.org/officeDocument/2006/relationships" xmlns:m="http://schemas.openxmlformats.org/officeDocument/2006/math" xmlns:v="urn:schemas-microsoft-com:vml" xmlns:wp14="http://schemas.microsoft.com/office/word/2010/wordprocessingDrawing" xmlns:wp="http://schemas.openxmlformats.org/drawingml/2006/wordprocessingDrawing" xmlns:w10="urn:schemas-microsoft-com:office:word" xmlns:w="http://schemas.openxmlformats.org/wordprocessingml/2006/main" xmlns:w14="http://schemas.microsoft.com/office/word/2010/wordml" xmlns:w15="http://schemas.microsoft.com/office/word/2012/wordml" xmlns:w16cex="http://schemas.microsoft.com/office/word/2018/wordml/cex" xmlns:w16cid="http://schemas.microsoft.com/office/word/2016/wordml/cid" xmlns:w16="http://schemas.microsoft.com/office/word/2018/wordml" xmlns:w16du="http://schemas.microsoft.com/office/word/2023/wordml/word16du" xmlns:w16sdtdh="http://schemas.microsoft.com/office/word/2020/wordml/sdtdatahash" xmlns:w16sdtfl="http://schemas.microsoft.com/office/word/2024/wordml/sdtformatlock" xmlns:w16se="http://schemas.microsoft.com/office/word/2015/wordml/symex" xmlns:wpg="http://schemas.microsoft.com/office/word/2010/wordprocessingGroup" xmlns:wpi="http://schemas.microsoft.com/office/word/2010/wordprocessingInk" xmlns:wne="http://schemas.microsoft.com/office/word/2006/wordml" xmlns:wps="http://schemas.microsoft.com/office/word/2010/wordprocessingShape" mc:Ignorable="w14 w15 w16se w16cid w16 w16cex w16sdtdh w16sdtfl w16du wp14">
   <w:body>
     <w:p>
       <w:pPr>
@@ -14,33 +14,8 @@
           <w:b/>
           <w:bCs/>
         </w:rPr>
-        <w:t xml:space="preserve">Модель: </w:t>
-      </w:r>
-      <w:proofErr w:type="gramStart"/>
-      <w:r>
-        <w:rPr>
-          <w:b/>
-          <w:bCs/>
-        </w:rPr>
-        <w:t>Z-5R (мод.</w:t>
-      </w:r>
-      <w:proofErr w:type="gramEnd"/>
-      <w:r>
-        <w:rPr>
-          <w:b/>
-          <w:bCs/>
-        </w:rPr>
-        <w:t xml:space="preserve"> </w:t>
-      </w:r>
-      <w:proofErr w:type="gramStart"/>
-      <w:r>
-        <w:rPr>
-          <w:b/>
-          <w:bCs/>
-        </w:rPr>
-        <w:t>Net)</w:t>
-      </w:r>
-      <w:proofErr w:type="gramEnd"/>
+        <w:t>Модель: Z-5R (мод. Net)</w:t>
+      </w:r>
     </w:p>
     <w:p>
       <w:hyperlink r:id="rId5" w:history="1">
@@ -383,18 +358,10 @@
         <w:t xml:space="preserve"> &lt;5 </w:t>
       </w:r>
       <w:r>
-        <w:t xml:space="preserve">Вольт. </w:t>
-      </w:r>
-      <w:proofErr w:type="gramStart"/>
-      <w:r>
-        <w:t>(</w:t>
-      </w:r>
-      <w:r>
-        <w:t xml:space="preserve"> </w:t>
-      </w:r>
-      <w:proofErr w:type="gramEnd"/>
-      <w:r>
-        <w:t>4.</w:t>
+        <w:t>Вольт. (</w:t>
+      </w:r>
+      <w:r>
+        <w:t xml:space="preserve"> 4.</w:t>
       </w:r>
       <w:r>
         <w:t>4</w:t>
@@ -432,7 +399,7 @@
           <w:lang w:eastAsia="ru-RU"/>
         </w:rPr>
         <w:drawing>
-          <wp:inline distT="0" distB="0" distL="0" distR="0">
+          <wp:inline distT="0" distB="0" distL="0" distR="0" wp14:anchorId="4503B70B" wp14:editId="3A92051A">
             <wp:extent cx="2772162" cy="2543530"/>
             <wp:effectExtent l="0" t="0" r="9525" b="9525"/>
             <wp:docPr id="1313543716" name="Рисунок 1"/>
@@ -579,15 +546,7 @@
         <w:t>.</w:t>
       </w:r>
       <w:r>
-        <w:t xml:space="preserve"> Если </w:t>
-      </w:r>
-      <w:proofErr w:type="gramStart"/>
-      <w:r>
-        <w:t>нет</w:t>
-      </w:r>
-      <w:proofErr w:type="gramEnd"/>
-      <w:r>
-        <w:t xml:space="preserve"> переходим к пункту </w:t>
+        <w:t xml:space="preserve"> Если нет переходим к пункту </w:t>
       </w:r>
       <w:r>
         <w:rPr>
@@ -608,15 +567,7 @@
         </w:numPr>
       </w:pPr>
       <w:r>
-        <w:t xml:space="preserve">При отключенном питании измеряем </w:t>
-      </w:r>
-      <w:proofErr w:type="gramStart"/>
-      <w:r>
-        <w:t>высокоточным</w:t>
-      </w:r>
-      <w:proofErr w:type="gramEnd"/>
-      <w:r>
-        <w:t xml:space="preserve"> мультиметром сопротивление на </w:t>
+        <w:t xml:space="preserve">При отключенном питании измеряем высокоточным мультиметром сопротивление на </w:t>
       </w:r>
       <w:r>
         <w:rPr>
@@ -685,40 +636,16 @@
         </w:numPr>
       </w:pPr>
       <w:r>
-        <w:t xml:space="preserve">Нет звука, световая индикация есть, управление на </w:t>
-      </w:r>
-      <w:proofErr w:type="spellStart"/>
-      <w:r>
-        <w:t>бузер</w:t>
-      </w:r>
-      <w:proofErr w:type="spellEnd"/>
-      <w:r>
-        <w:t xml:space="preserve"> приходит.</w:t>
-      </w:r>
-    </w:p>
-    <w:p>
-      <w:pPr>
-        <w:pStyle w:val="a7"/>
-        <w:ind w:left="1440"/>
-      </w:pPr>
-      <w:r>
-        <w:t xml:space="preserve">Решение: Замена </w:t>
-      </w:r>
-      <w:proofErr w:type="spellStart"/>
-      <w:r>
-        <w:t>бузера</w:t>
-      </w:r>
-      <w:proofErr w:type="spellEnd"/>
-      <w:r>
-        <w:t xml:space="preserve"> Z1 (питание 12</w:t>
-      </w:r>
-      <w:proofErr w:type="gramStart"/>
-      <w:r>
-        <w:t xml:space="preserve"> В</w:t>
-      </w:r>
-      <w:proofErr w:type="gramEnd"/>
-      <w:r>
-        <w:t xml:space="preserve">, ток до 20 мА, встроенный генератор) </w:t>
+        <w:t>Нет звука, световая индикация есть, управление на бузер приходит.</w:t>
+      </w:r>
+    </w:p>
+    <w:p>
+      <w:pPr>
+        <w:pStyle w:val="a7"/>
+        <w:ind w:left="1440"/>
+      </w:pPr>
+      <w:r>
+        <w:t xml:space="preserve">Решение: Замена бузера Z1 (питание 12 В, ток до 20 мА, встроенный генератор) </w:t>
       </w:r>
       <w:r>
         <w:rPr>
@@ -774,15 +701,7 @@
         <w:t>У</w:t>
       </w:r>
       <w:r>
-        <w:t xml:space="preserve">правление на </w:t>
-      </w:r>
-      <w:proofErr w:type="spellStart"/>
-      <w:r>
-        <w:t>бузер</w:t>
-      </w:r>
-      <w:proofErr w:type="spellEnd"/>
-      <w:r>
-        <w:t xml:space="preserve"> не приходит.</w:t>
+        <w:t>правление на бузер не приходит.</w:t>
       </w:r>
     </w:p>
     <w:p>
@@ -857,7 +776,7 @@
           <w:lang w:eastAsia="ru-RU"/>
         </w:rPr>
         <w:drawing>
-          <wp:inline distT="0" distB="0" distL="0" distR="0">
+          <wp:inline distT="0" distB="0" distL="0" distR="0" wp14:anchorId="0EDA83B3" wp14:editId="6FFB27EA">
             <wp:extent cx="1921328" cy="2585652"/>
             <wp:effectExtent l="0" t="0" r="3175" b="5715"/>
             <wp:docPr id="1168635116" name="Рисунок 1"/>
@@ -920,7 +839,10 @@
     <w:p>
       <w:pPr>
         <w:pStyle w:val="a7"/>
-        <w:ind w:left="1440"/>
+        <w:numPr>
+          <w:ilvl w:val="0"/>
+          <w:numId w:val="1"/>
+        </w:numPr>
       </w:pPr>
       <w:r>
         <w:t>Короткое замыкание по питанию</w:t>
@@ -941,15 +863,7 @@
         <w:ind w:left="1440"/>
       </w:pPr>
       <w:r>
-        <w:t xml:space="preserve">До диода </w:t>
-      </w:r>
-      <w:proofErr w:type="spellStart"/>
-      <w:r>
-        <w:t>шотки</w:t>
-      </w:r>
-      <w:proofErr w:type="spellEnd"/>
-      <w:r>
-        <w:t xml:space="preserve"> </w:t>
+        <w:t xml:space="preserve">До диода шотки </w:t>
       </w:r>
       <w:r>
         <w:rPr>
@@ -987,13 +901,8 @@
         </w:rPr>
         <w:t xml:space="preserve">- </w:t>
       </w:r>
-      <w:proofErr w:type="gramStart"/>
-      <w:r>
-        <w:t>конденсатор</w:t>
-      </w:r>
-      <w:proofErr w:type="gramEnd"/>
-      <w:r>
-        <w:t xml:space="preserve"> С15</w:t>
+      <w:r>
+        <w:t>конденсатор С15</w:t>
       </w:r>
     </w:p>
     <w:p>
@@ -1017,15 +926,7 @@
         <w:ind w:left="1440"/>
       </w:pPr>
       <w:r>
-        <w:t xml:space="preserve">После  диода </w:t>
-      </w:r>
-      <w:proofErr w:type="spellStart"/>
-      <w:r>
-        <w:t>шотки</w:t>
-      </w:r>
-      <w:proofErr w:type="spellEnd"/>
-      <w:r>
-        <w:t xml:space="preserve"> </w:t>
+        <w:t xml:space="preserve">После  диода шотки </w:t>
       </w:r>
       <w:r>
         <w:rPr>
@@ -1190,8 +1091,97 @@
 </file>
 
 <file path=word/numbering.xml><?xml version="1.0" encoding="utf-8"?>
-<w:numbering xmlns:ve="http://schemas.openxmlformats.org/markup-compatibility/2006" xmlns:o="urn:schemas-microsoft-com:office:office" xmlns:r="http://schemas.openxmlformats.org/officeDocument/2006/relationships" xmlns:m="http://schemas.openxmlformats.org/officeDocument/2006/math" xmlns:v="urn:schemas-microsoft-com:vml" xmlns:wp="http://schemas.openxmlformats.org/drawingml/2006/wordprocessingDrawing" xmlns:w10="urn:schemas-microsoft-com:office:word" xmlns:w="http://schemas.openxmlformats.org/wordprocessingml/2006/main" xmlns:wne="http://schemas.microsoft.com/office/word/2006/wordml">
-  <w:abstractNum w:abstractNumId="0">
+<w:numbering xmlns:wpc="http://schemas.microsoft.com/office/word/2010/wordprocessingCanvas" xmlns:cx="http://schemas.microsoft.com/office/drawing/2014/chartex" xmlns:cx1="http://schemas.microsoft.com/office/drawing/2015/9/8/chartex" xmlns:cx2="http://schemas.microsoft.com/office/drawing/2015/10/21/chartex" xmlns:cx3="http://schemas.microsoft.com/office/drawing/2016/5/9/chartex" xmlns:cx4="http://schemas.microsoft.com/office/drawing/2016/5/10/chartex" xmlns:cx5="http://schemas.microsoft.com/office/drawing/2016/5/11/chartex" xmlns:cx6="http://schemas.microsoft.com/office/drawing/2016/5/12/chartex" xmlns:cx7="http://schemas.microsoft.com/office/drawing/2016/5/13/chartex" xmlns:cx8="http://schemas.microsoft.com/office/drawing/2016/5/14/chartex" xmlns:mc="http://schemas.openxmlformats.org/markup-compatibility/2006" xmlns:aink="http://schemas.microsoft.com/office/drawing/2016/ink" xmlns:am3d="http://schemas.microsoft.com/office/drawing/2017/model3d" xmlns:o="urn:schemas-microsoft-com:office:office" xmlns:oel="http://schemas.microsoft.com/office/2019/extlst" xmlns:r="http://schemas.openxmlformats.org/officeDocument/2006/relationships" xmlns:m="http://schemas.openxmlformats.org/officeDocument/2006/math" xmlns:v="urn:schemas-microsoft-com:vml" xmlns:wp14="http://schemas.microsoft.com/office/word/2010/wordprocessingDrawing" xmlns:wp="http://schemas.openxmlformats.org/drawingml/2006/wordprocessingDrawing" xmlns:w10="urn:schemas-microsoft-com:office:word" xmlns:w="http://schemas.openxmlformats.org/wordprocessingml/2006/main" xmlns:w14="http://schemas.microsoft.com/office/word/2010/wordml" xmlns:w15="http://schemas.microsoft.com/office/word/2012/wordml" xmlns:w16cex="http://schemas.microsoft.com/office/word/2018/wordml/cex" xmlns:w16cid="http://schemas.microsoft.com/office/word/2016/wordml/cid" xmlns:w16="http://schemas.microsoft.com/office/word/2018/wordml" xmlns:w16du="http://schemas.microsoft.com/office/word/2023/wordml/word16du" xmlns:w16sdtdh="http://schemas.microsoft.com/office/word/2020/wordml/sdtdatahash" xmlns:w16sdtfl="http://schemas.microsoft.com/office/word/2024/wordml/sdtformatlock" xmlns:w16se="http://schemas.microsoft.com/office/word/2015/wordml/symex" xmlns:wpg="http://schemas.microsoft.com/office/word/2010/wordprocessingGroup" xmlns:wpi="http://schemas.microsoft.com/office/word/2010/wordprocessingInk" xmlns:wne="http://schemas.microsoft.com/office/word/2006/wordml" xmlns:wps="http://schemas.microsoft.com/office/word/2010/wordprocessingShape" mc:Ignorable="w14 w15 w16se w16cid w16 w16cex w16sdtdh w16sdtfl w16du wp14">
+  <w:abstractNum w:abstractNumId="0" w15:restartNumberingAfterBreak="0">
+    <w:nsid w:val="0E464060"/>
+    <w:multiLevelType w:val="hybridMultilevel"/>
+    <w:tmpl w:val="BAF6EAD0"/>
+    <w:lvl w:ilvl="0" w:tplc="67B62250">
+      <w:start w:val="6"/>
+      <w:numFmt w:val="decimal"/>
+      <w:lvlText w:val="%1."/>
+      <w:lvlJc w:val="left"/>
+      <w:pPr>
+        <w:ind w:left="1428" w:hanging="360"/>
+      </w:pPr>
+      <w:rPr>
+        <w:rFonts w:hint="default"/>
+      </w:rPr>
+    </w:lvl>
+    <w:lvl w:ilvl="1" w:tplc="04190019" w:tentative="1">
+      <w:start w:val="1"/>
+      <w:numFmt w:val="lowerLetter"/>
+      <w:lvlText w:val="%2."/>
+      <w:lvlJc w:val="left"/>
+      <w:pPr>
+        <w:ind w:left="2148" w:hanging="360"/>
+      </w:pPr>
+    </w:lvl>
+    <w:lvl w:ilvl="2" w:tplc="0419001B" w:tentative="1">
+      <w:start w:val="1"/>
+      <w:numFmt w:val="lowerRoman"/>
+      <w:lvlText w:val="%3."/>
+      <w:lvlJc w:val="right"/>
+      <w:pPr>
+        <w:ind w:left="2868" w:hanging="180"/>
+      </w:pPr>
+    </w:lvl>
+    <w:lvl w:ilvl="3" w:tplc="0419000F" w:tentative="1">
+      <w:start w:val="1"/>
+      <w:numFmt w:val="decimal"/>
+      <w:lvlText w:val="%4."/>
+      <w:lvlJc w:val="left"/>
+      <w:pPr>
+        <w:ind w:left="3588" w:hanging="360"/>
+      </w:pPr>
+    </w:lvl>
+    <w:lvl w:ilvl="4" w:tplc="04190019" w:tentative="1">
+      <w:start w:val="1"/>
+      <w:numFmt w:val="lowerLetter"/>
+      <w:lvlText w:val="%5."/>
+      <w:lvlJc w:val="left"/>
+      <w:pPr>
+        <w:ind w:left="4308" w:hanging="360"/>
+      </w:pPr>
+    </w:lvl>
+    <w:lvl w:ilvl="5" w:tplc="0419001B" w:tentative="1">
+      <w:start w:val="1"/>
+      <w:numFmt w:val="lowerRoman"/>
+      <w:lvlText w:val="%6."/>
+      <w:lvlJc w:val="right"/>
+      <w:pPr>
+        <w:ind w:left="5028" w:hanging="180"/>
+      </w:pPr>
+    </w:lvl>
+    <w:lvl w:ilvl="6" w:tplc="0419000F" w:tentative="1">
+      <w:start w:val="1"/>
+      <w:numFmt w:val="decimal"/>
+      <w:lvlText w:val="%7."/>
+      <w:lvlJc w:val="left"/>
+      <w:pPr>
+        <w:ind w:left="5748" w:hanging="360"/>
+      </w:pPr>
+    </w:lvl>
+    <w:lvl w:ilvl="7" w:tplc="04190019" w:tentative="1">
+      <w:start w:val="1"/>
+      <w:numFmt w:val="lowerLetter"/>
+      <w:lvlText w:val="%8."/>
+      <w:lvlJc w:val="left"/>
+      <w:pPr>
+        <w:ind w:left="6468" w:hanging="360"/>
+      </w:pPr>
+    </w:lvl>
+    <w:lvl w:ilvl="8" w:tplc="0419001B" w:tentative="1">
+      <w:start w:val="1"/>
+      <w:numFmt w:val="lowerRoman"/>
+      <w:lvlText w:val="%9."/>
+      <w:lvlJc w:val="right"/>
+      <w:pPr>
+        <w:ind w:left="7188" w:hanging="180"/>
+      </w:pPr>
+    </w:lvl>
+  </w:abstractNum>
+  <w:abstractNum w:abstractNumId="1" w15:restartNumberingAfterBreak="0">
     <w:nsid w:val="135B4691"/>
     <w:multiLevelType w:val="hybridMultilevel"/>
     <w:tmpl w:val="3ED60A8E"/>
@@ -1280,7 +1270,93 @@
       </w:pPr>
     </w:lvl>
   </w:abstractNum>
-  <w:abstractNum w:abstractNumId="1">
+  <w:abstractNum w:abstractNumId="2" w15:restartNumberingAfterBreak="0">
+    <w:nsid w:val="25A85AAF"/>
+    <w:multiLevelType w:val="hybridMultilevel"/>
+    <w:tmpl w:val="6A84D696"/>
+    <w:lvl w:ilvl="0" w:tplc="0419000F">
+      <w:start w:val="1"/>
+      <w:numFmt w:val="decimal"/>
+      <w:lvlText w:val="%1."/>
+      <w:lvlJc w:val="left"/>
+      <w:pPr>
+        <w:ind w:left="1068" w:hanging="360"/>
+      </w:pPr>
+    </w:lvl>
+    <w:lvl w:ilvl="1" w:tplc="04190019" w:tentative="1">
+      <w:start w:val="1"/>
+      <w:numFmt w:val="lowerLetter"/>
+      <w:lvlText w:val="%2."/>
+      <w:lvlJc w:val="left"/>
+      <w:pPr>
+        <w:ind w:left="1788" w:hanging="360"/>
+      </w:pPr>
+    </w:lvl>
+    <w:lvl w:ilvl="2" w:tplc="0419001B" w:tentative="1">
+      <w:start w:val="1"/>
+      <w:numFmt w:val="lowerRoman"/>
+      <w:lvlText w:val="%3."/>
+      <w:lvlJc w:val="right"/>
+      <w:pPr>
+        <w:ind w:left="2508" w:hanging="180"/>
+      </w:pPr>
+    </w:lvl>
+    <w:lvl w:ilvl="3" w:tplc="0419000F" w:tentative="1">
+      <w:start w:val="1"/>
+      <w:numFmt w:val="decimal"/>
+      <w:lvlText w:val="%4."/>
+      <w:lvlJc w:val="left"/>
+      <w:pPr>
+        <w:ind w:left="3228" w:hanging="360"/>
+      </w:pPr>
+    </w:lvl>
+    <w:lvl w:ilvl="4" w:tplc="04190019" w:tentative="1">
+      <w:start w:val="1"/>
+      <w:numFmt w:val="lowerLetter"/>
+      <w:lvlText w:val="%5."/>
+      <w:lvlJc w:val="left"/>
+      <w:pPr>
+        <w:ind w:left="3948" w:hanging="360"/>
+      </w:pPr>
+    </w:lvl>
+    <w:lvl w:ilvl="5" w:tplc="0419001B" w:tentative="1">
+      <w:start w:val="1"/>
+      <w:numFmt w:val="lowerRoman"/>
+      <w:lvlText w:val="%6."/>
+      <w:lvlJc w:val="right"/>
+      <w:pPr>
+        <w:ind w:left="4668" w:hanging="180"/>
+      </w:pPr>
+    </w:lvl>
+    <w:lvl w:ilvl="6" w:tplc="0419000F" w:tentative="1">
+      <w:start w:val="1"/>
+      <w:numFmt w:val="decimal"/>
+      <w:lvlText w:val="%7."/>
+      <w:lvlJc w:val="left"/>
+      <w:pPr>
+        <w:ind w:left="5388" w:hanging="360"/>
+      </w:pPr>
+    </w:lvl>
+    <w:lvl w:ilvl="7" w:tplc="04190019" w:tentative="1">
+      <w:start w:val="1"/>
+      <w:numFmt w:val="lowerLetter"/>
+      <w:lvlText w:val="%8."/>
+      <w:lvlJc w:val="left"/>
+      <w:pPr>
+        <w:ind w:left="6108" w:hanging="360"/>
+      </w:pPr>
+    </w:lvl>
+    <w:lvl w:ilvl="8" w:tplc="0419001B" w:tentative="1">
+      <w:start w:val="1"/>
+      <w:numFmt w:val="lowerRoman"/>
+      <w:lvlText w:val="%9."/>
+      <w:lvlJc w:val="right"/>
+      <w:pPr>
+        <w:ind w:left="6828" w:hanging="180"/>
+      </w:pPr>
+    </w:lvl>
+  </w:abstractNum>
+  <w:abstractNum w:abstractNumId="3" w15:restartNumberingAfterBreak="0">
     <w:nsid w:val="3C2518A2"/>
     <w:multiLevelType w:val="hybridMultilevel"/>
     <w:tmpl w:val="7B04D4CE"/>
@@ -1369,17 +1445,23 @@
       </w:pPr>
     </w:lvl>
   </w:abstractNum>
-  <w:num w:numId="1">
+  <w:num w:numId="1" w16cid:durableId="1781996361">
+    <w:abstractNumId w:val="3"/>
+  </w:num>
+  <w:num w:numId="2" w16cid:durableId="2022660574">
     <w:abstractNumId w:val="1"/>
   </w:num>
-  <w:num w:numId="2">
+  <w:num w:numId="3" w16cid:durableId="776484684">
+    <w:abstractNumId w:val="2"/>
+  </w:num>
+  <w:num w:numId="4" w16cid:durableId="1674918589">
     <w:abstractNumId w:val="0"/>
   </w:num>
 </w:numbering>
 </file>
 
 <file path=word/styles.xml><?xml version="1.0" encoding="utf-8"?>
-<w:styles xmlns:r="http://schemas.openxmlformats.org/officeDocument/2006/relationships" xmlns:w="http://schemas.openxmlformats.org/wordprocessingml/2006/main">
+<w:styles xmlns:mc="http://schemas.openxmlformats.org/markup-compatibility/2006" xmlns:r="http://schemas.openxmlformats.org/officeDocument/2006/relationships" xmlns:w="http://schemas.openxmlformats.org/wordprocessingml/2006/main" xmlns:w14="http://schemas.microsoft.com/office/word/2010/wordml" xmlns:w15="http://schemas.microsoft.com/office/word/2012/wordml" xmlns:w16cex="http://schemas.microsoft.com/office/word/2018/wordml/cex" xmlns:w16cid="http://schemas.microsoft.com/office/word/2016/wordml/cid" xmlns:w16="http://schemas.microsoft.com/office/word/2018/wordml" xmlns:w16du="http://schemas.microsoft.com/office/word/2023/wordml/word16du" xmlns:w16sdtdh="http://schemas.microsoft.com/office/word/2020/wordml/sdtdatahash" xmlns:w16sdtfl="http://schemas.microsoft.com/office/word/2024/wordml/sdtformatlock" xmlns:w16se="http://schemas.microsoft.com/office/word/2015/wordml/symex" mc:Ignorable="w14 w15 w16se w16cid w16 w16cex w16sdtdh w16sdtfl w16du">
   <w:docDefaults>
     <w:rPrDefault>
       <w:rPr>
@@ -1396,144 +1478,383 @@
       </w:pPr>
     </w:pPrDefault>
   </w:docDefaults>
-  <w:latentStyles w:defLockedState="0" w:defUIPriority="99" w:defSemiHidden="1" w:defUnhideWhenUsed="1" w:defQFormat="0" w:count="267">
-    <w:lsdException w:name="Normal" w:semiHidden="0" w:uiPriority="0" w:unhideWhenUsed="0" w:qFormat="1"/>
-    <w:lsdException w:name="heading 1" w:semiHidden="0" w:uiPriority="9" w:unhideWhenUsed="0" w:qFormat="1"/>
-    <w:lsdException w:name="heading 2" w:uiPriority="9" w:qFormat="1"/>
-    <w:lsdException w:name="heading 3" w:uiPriority="9" w:qFormat="1"/>
-    <w:lsdException w:name="heading 4" w:uiPriority="9" w:qFormat="1"/>
-    <w:lsdException w:name="heading 5" w:uiPriority="9" w:qFormat="1"/>
-    <w:lsdException w:name="heading 6" w:uiPriority="9" w:qFormat="1"/>
-    <w:lsdException w:name="heading 7" w:uiPriority="9" w:qFormat="1"/>
-    <w:lsdException w:name="heading 8" w:uiPriority="9" w:qFormat="1"/>
-    <w:lsdException w:name="heading 9" w:uiPriority="9" w:qFormat="1"/>
-    <w:lsdException w:name="toc 1" w:uiPriority="39"/>
-    <w:lsdException w:name="toc 2" w:uiPriority="39"/>
-    <w:lsdException w:name="toc 3" w:uiPriority="39"/>
-    <w:lsdException w:name="toc 4" w:uiPriority="39"/>
-    <w:lsdException w:name="toc 5" w:uiPriority="39"/>
-    <w:lsdException w:name="toc 6" w:uiPriority="39"/>
-    <w:lsdException w:name="toc 7" w:uiPriority="39"/>
-    <w:lsdException w:name="toc 8" w:uiPriority="39"/>
-    <w:lsdException w:name="toc 9" w:uiPriority="39"/>
-    <w:lsdException w:name="caption" w:uiPriority="35" w:qFormat="1"/>
-    <w:lsdException w:name="Title" w:semiHidden="0" w:uiPriority="10" w:unhideWhenUsed="0" w:qFormat="1"/>
-    <w:lsdException w:name="Default Paragraph Font" w:uiPriority="1"/>
-    <w:lsdException w:name="Subtitle" w:semiHidden="0" w:uiPriority="11" w:unhideWhenUsed="0" w:qFormat="1"/>
-    <w:lsdException w:name="Strong" w:semiHidden="0" w:uiPriority="22" w:unhideWhenUsed="0" w:qFormat="1"/>
-    <w:lsdException w:name="Emphasis" w:semiHidden="0" w:uiPriority="20" w:unhideWhenUsed="0" w:qFormat="1"/>
-    <w:lsdException w:name="Table Grid" w:semiHidden="0" w:uiPriority="39" w:unhideWhenUsed="0"/>
-    <w:lsdException w:name="Placeholder Text" w:unhideWhenUsed="0"/>
-    <w:lsdException w:name="No Spacing" w:semiHidden="0" w:uiPriority="1" w:unhideWhenUsed="0" w:qFormat="1"/>
-    <w:lsdException w:name="Light Shading" w:semiHidden="0" w:uiPriority="60" w:unhideWhenUsed="0"/>
-    <w:lsdException w:name="Light List" w:semiHidden="0" w:uiPriority="61" w:unhideWhenUsed="0"/>
-    <w:lsdException w:name="Light Grid" w:semiHidden="0" w:uiPriority="62" w:unhideWhenUsed="0"/>
-    <w:lsdException w:name="Medium Shading 1" w:semiHidden="0" w:uiPriority="63" w:unhideWhenUsed="0"/>
-    <w:lsdException w:name="Medium Shading 2" w:semiHidden="0" w:uiPriority="64" w:unhideWhenUsed="0"/>
-    <w:lsdException w:name="Medium List 1" w:semiHidden="0" w:uiPriority="65" w:unhideWhenUsed="0"/>
-    <w:lsdException w:name="Medium List 2" w:semiHidden="0" w:uiPriority="66" w:unhideWhenUsed="0"/>
-    <w:lsdException w:name="Medium Grid 1" w:semiHidden="0" w:uiPriority="67" w:unhideWhenUsed="0"/>
-    <w:lsdException w:name="Medium Grid 2" w:semiHidden="0" w:uiPriority="68" w:unhideWhenUsed="0"/>
-    <w:lsdException w:name="Medium Grid 3" w:semiHidden="0" w:uiPriority="69" w:unhideWhenUsed="0"/>
-    <w:lsdException w:name="Dark List" w:semiHidden="0" w:uiPriority="70" w:unhideWhenUsed="0"/>
-    <w:lsdException w:name="Colorful Shading" w:semiHidden="0" w:uiPriority="71" w:unhideWhenUsed="0"/>
-    <w:lsdException w:name="Colorful List" w:semiHidden="0" w:uiPriority="72" w:unhideWhenUsed="0"/>
-    <w:lsdException w:name="Colorful Grid" w:semiHidden="0" w:uiPriority="73" w:unhideWhenUsed="0"/>
-    <w:lsdException w:name="Light Shading Accent 1" w:semiHidden="0" w:uiPriority="60" w:unhideWhenUsed="0"/>
-    <w:lsdException w:name="Light List Accent 1" w:semiHidden="0" w:uiPriority="61" w:unhideWhenUsed="0"/>
-    <w:lsdException w:name="Light Grid Accent 1" w:semiHidden="0" w:uiPriority="62" w:unhideWhenUsed="0"/>
-    <w:lsdException w:name="Medium Shading 1 Accent 1" w:semiHidden="0" w:uiPriority="63" w:unhideWhenUsed="0"/>
-    <w:lsdException w:name="Medium Shading 2 Accent 1" w:semiHidden="0" w:uiPriority="64" w:unhideWhenUsed="0"/>
-    <w:lsdException w:name="Medium List 1 Accent 1" w:semiHidden="0" w:uiPriority="65" w:unhideWhenUsed="0"/>
-    <w:lsdException w:name="Revision" w:unhideWhenUsed="0"/>
-    <w:lsdException w:name="List Paragraph" w:semiHidden="0" w:uiPriority="34" w:unhideWhenUsed="0" w:qFormat="1"/>
-    <w:lsdException w:name="Quote" w:semiHidden="0" w:uiPriority="29" w:unhideWhenUsed="0" w:qFormat="1"/>
-    <w:lsdException w:name="Intense Quote" w:semiHidden="0" w:uiPriority="30" w:unhideWhenUsed="0" w:qFormat="1"/>
-    <w:lsdException w:name="Medium List 2 Accent 1" w:semiHidden="0" w:uiPriority="66" w:unhideWhenUsed="0"/>
-    <w:lsdException w:name="Medium Grid 1 Accent 1" w:semiHidden="0" w:uiPriority="67" w:unhideWhenUsed="0"/>
-    <w:lsdException w:name="Medium Grid 2 Accent 1" w:semiHidden="0" w:uiPriority="68" w:unhideWhenUsed="0"/>
-    <w:lsdException w:name="Medium Grid 3 Accent 1" w:semiHidden="0" w:uiPriority="69" w:unhideWhenUsed="0"/>
-    <w:lsdException w:name="Dark List Accent 1" w:semiHidden="0" w:uiPriority="70" w:unhideWhenUsed="0"/>
-    <w:lsdException w:name="Colorful Shading Accent 1" w:semiHidden="0" w:uiPriority="71" w:unhideWhenUsed="0"/>
-    <w:lsdException w:name="Colorful List Accent 1" w:semiHidden="0" w:uiPriority="72" w:unhideWhenUsed="0"/>
-    <w:lsdException w:name="Colorful Grid Accent 1" w:semiHidden="0" w:uiPriority="73" w:unhideWhenUsed="0"/>
-    <w:lsdException w:name="Light Shading Accent 2" w:semiHidden="0" w:uiPriority="60" w:unhideWhenUsed="0"/>
-    <w:lsdException w:name="Light List Accent 2" w:semiHidden="0" w:uiPriority="61" w:unhideWhenUsed="0"/>
-    <w:lsdException w:name="Light Grid Accent 2" w:semiHidden="0" w:uiPriority="62" w:unhideWhenUsed="0"/>
-    <w:lsdException w:name="Medium Shading 1 Accent 2" w:semiHidden="0" w:uiPriority="63" w:unhideWhenUsed="0"/>
-    <w:lsdException w:name="Medium Shading 2 Accent 2" w:semiHidden="0" w:uiPriority="64" w:unhideWhenUsed="0"/>
-    <w:lsdException w:name="Medium List 1 Accent 2" w:semiHidden="0" w:uiPriority="65" w:unhideWhenUsed="0"/>
-    <w:lsdException w:name="Medium List 2 Accent 2" w:semiHidden="0" w:uiPriority="66" w:unhideWhenUsed="0"/>
-    <w:lsdException w:name="Medium Grid 1 Accent 2" w:semiHidden="0" w:uiPriority="67" w:unhideWhenUsed="0"/>
-    <w:lsdException w:name="Medium Grid 2 Accent 2" w:semiHidden="0" w:uiPriority="68" w:unhideWhenUsed="0"/>
-    <w:lsdException w:name="Medium Grid 3 Accent 2" w:semiHidden="0" w:uiPriority="69" w:unhideWhenUsed="0"/>
-    <w:lsdException w:name="Dark List Accent 2" w:semiHidden="0" w:uiPriority="70" w:unhideWhenUsed="0"/>
-    <w:lsdException w:name="Colorful Shading Accent 2" w:semiHidden="0" w:uiPriority="71" w:unhideWhenUsed="0"/>
-    <w:lsdException w:name="Colorful List Accent 2" w:semiHidden="0" w:uiPriority="72" w:unhideWhenUsed="0"/>
-    <w:lsdException w:name="Colorful Grid Accent 2" w:semiHidden="0" w:uiPriority="73" w:unhideWhenUsed="0"/>
-    <w:lsdException w:name="Light Shading Accent 3" w:semiHidden="0" w:uiPriority="60" w:unhideWhenUsed="0"/>
-    <w:lsdException w:name="Light List Accent 3" w:semiHidden="0" w:uiPriority="61" w:unhideWhenUsed="0"/>
-    <w:lsdException w:name="Light Grid Accent 3" w:semiHidden="0" w:uiPriority="62" w:unhideWhenUsed="0"/>
-    <w:lsdException w:name="Medium Shading 1 Accent 3" w:semiHidden="0" w:uiPriority="63" w:unhideWhenUsed="0"/>
-    <w:lsdException w:name="Medium Shading 2 Accent 3" w:semiHidden="0" w:uiPriority="64" w:unhideWhenUsed="0"/>
-    <w:lsdException w:name="Medium List 1 Accent 3" w:semiHidden="0" w:uiPriority="65" w:unhideWhenUsed="0"/>
-    <w:lsdException w:name="Medium List 2 Accent 3" w:semiHidden="0" w:uiPriority="66" w:unhideWhenUsed="0"/>
-    <w:lsdException w:name="Medium Grid 1 Accent 3" w:semiHidden="0" w:uiPriority="67" w:unhideWhenUsed="0"/>
-    <w:lsdException w:name="Medium Grid 2 Accent 3" w:semiHidden="0" w:uiPriority="68" w:unhideWhenUsed="0"/>
-    <w:lsdException w:name="Medium Grid 3 Accent 3" w:semiHidden="0" w:uiPriority="69" w:unhideWhenUsed="0"/>
-    <w:lsdException w:name="Dark List Accent 3" w:semiHidden="0" w:uiPriority="70" w:unhideWhenUsed="0"/>
-    <w:lsdException w:name="Colorful Shading Accent 3" w:semiHidden="0" w:uiPriority="71" w:unhideWhenUsed="0"/>
-    <w:lsdException w:name="Colorful List Accent 3" w:semiHidden="0" w:uiPriority="72" w:unhideWhenUsed="0"/>
-    <w:lsdException w:name="Colorful Grid Accent 3" w:semiHidden="0" w:uiPriority="73" w:unhideWhenUsed="0"/>
-    <w:lsdException w:name="Light Shading Accent 4" w:semiHidden="0" w:uiPriority="60" w:unhideWhenUsed="0"/>
-    <w:lsdException w:name="Light List Accent 4" w:semiHidden="0" w:uiPriority="61" w:unhideWhenUsed="0"/>
-    <w:lsdException w:name="Light Grid Accent 4" w:semiHidden="0" w:uiPriority="62" w:unhideWhenUsed="0"/>
-    <w:lsdException w:name="Medium Shading 1 Accent 4" w:semiHidden="0" w:uiPriority="63" w:unhideWhenUsed="0"/>
-    <w:lsdException w:name="Medium Shading 2 Accent 4" w:semiHidden="0" w:uiPriority="64" w:unhideWhenUsed="0"/>
-    <w:lsdException w:name="Medium List 1 Accent 4" w:semiHidden="0" w:uiPriority="65" w:unhideWhenUsed="0"/>
-    <w:lsdException w:name="Medium List 2 Accent 4" w:semiHidden="0" w:uiPriority="66" w:unhideWhenUsed="0"/>
-    <w:lsdException w:name="Medium Grid 1 Accent 4" w:semiHidden="0" w:uiPriority="67" w:unhideWhenUsed="0"/>
-    <w:lsdException w:name="Medium Grid 2 Accent 4" w:semiHidden="0" w:uiPriority="68" w:unhideWhenUsed="0"/>
-    <w:lsdException w:name="Medium Grid 3 Accent 4" w:semiHidden="0" w:uiPriority="69" w:unhideWhenUsed="0"/>
-    <w:lsdException w:name="Dark List Accent 4" w:semiHidden="0" w:uiPriority="70" w:unhideWhenUsed="0"/>
-    <w:lsdException w:name="Colorful Shading Accent 4" w:semiHidden="0" w:uiPriority="71" w:unhideWhenUsed="0"/>
-    <w:lsdException w:name="Colorful List Accent 4" w:semiHidden="0" w:uiPriority="72" w:unhideWhenUsed="0"/>
-    <w:lsdException w:name="Colorful Grid Accent 4" w:semiHidden="0" w:uiPriority="73" w:unhideWhenUsed="0"/>
-    <w:lsdException w:name="Light Shading Accent 5" w:semiHidden="0" w:uiPriority="60" w:unhideWhenUsed="0"/>
-    <w:lsdException w:name="Light List Accent 5" w:semiHidden="0" w:uiPriority="61" w:unhideWhenUsed="0"/>
-    <w:lsdException w:name="Light Grid Accent 5" w:semiHidden="0" w:uiPriority="62" w:unhideWhenUsed="0"/>
-    <w:lsdException w:name="Medium Shading 1 Accent 5" w:semiHidden="0" w:uiPriority="63" w:unhideWhenUsed="0"/>
-    <w:lsdException w:name="Medium Shading 2 Accent 5" w:semiHidden="0" w:uiPriority="64" w:unhideWhenUsed="0"/>
-    <w:lsdException w:name="Medium List 1 Accent 5" w:semiHidden="0" w:uiPriority="65" w:unhideWhenUsed="0"/>
-    <w:lsdException w:name="Medium List 2 Accent 5" w:semiHidden="0" w:uiPriority="66" w:unhideWhenUsed="0"/>
-    <w:lsdException w:name="Medium Grid 1 Accent 5" w:semiHidden="0" w:uiPriority="67" w:unhideWhenUsed="0"/>
-    <w:lsdException w:name="Medium Grid 2 Accent 5" w:semiHidden="0" w:uiPriority="68" w:unhideWhenUsed="0"/>
-    <w:lsdException w:name="Medium Grid 3 Accent 5" w:semiHidden="0" w:uiPriority="69" w:unhideWhenUsed="0"/>
-    <w:lsdException w:name="Dark List Accent 5" w:semiHidden="0" w:uiPriority="70" w:unhideWhenUsed="0"/>
-    <w:lsdException w:name="Colorful Shading Accent 5" w:semiHidden="0" w:uiPriority="71" w:unhideWhenUsed="0"/>
-    <w:lsdException w:name="Colorful List Accent 5" w:semiHidden="0" w:uiPriority="72" w:unhideWhenUsed="0"/>
-    <w:lsdException w:name="Colorful Grid Accent 5" w:semiHidden="0" w:uiPriority="73" w:unhideWhenUsed="0"/>
-    <w:lsdException w:name="Light Shading Accent 6" w:semiHidden="0" w:uiPriority="60" w:unhideWhenUsed="0"/>
-    <w:lsdException w:name="Light List Accent 6" w:semiHidden="0" w:uiPriority="61" w:unhideWhenUsed="0"/>
-    <w:lsdException w:name="Light Grid Accent 6" w:semiHidden="0" w:uiPriority="62" w:unhideWhenUsed="0"/>
-    <w:lsdException w:name="Medium Shading 1 Accent 6" w:semiHidden="0" w:uiPriority="63" w:unhideWhenUsed="0"/>
-    <w:lsdException w:name="Medium Shading 2 Accent 6" w:semiHidden="0" w:uiPriority="64" w:unhideWhenUsed="0"/>
-    <w:lsdException w:name="Medium List 1 Accent 6" w:semiHidden="0" w:uiPriority="65" w:unhideWhenUsed="0"/>
-    <w:lsdException w:name="Medium List 2 Accent 6" w:semiHidden="0" w:uiPriority="66" w:unhideWhenUsed="0"/>
-    <w:lsdException w:name="Medium Grid 1 Accent 6" w:semiHidden="0" w:uiPriority="67" w:unhideWhenUsed="0"/>
-    <w:lsdException w:name="Medium Grid 2 Accent 6" w:semiHidden="0" w:uiPriority="68" w:unhideWhenUsed="0"/>
-    <w:lsdException w:name="Medium Grid 3 Accent 6" w:semiHidden="0" w:uiPriority="69" w:unhideWhenUsed="0"/>
-    <w:lsdException w:name="Dark List Accent 6" w:semiHidden="0" w:uiPriority="70" w:unhideWhenUsed="0"/>
-    <w:lsdException w:name="Colorful Shading Accent 6" w:semiHidden="0" w:uiPriority="71" w:unhideWhenUsed="0"/>
-    <w:lsdException w:name="Colorful List Accent 6" w:semiHidden="0" w:uiPriority="72" w:unhideWhenUsed="0"/>
-    <w:lsdException w:name="Colorful Grid Accent 6" w:semiHidden="0" w:uiPriority="73" w:unhideWhenUsed="0"/>
-    <w:lsdException w:name="Subtle Emphasis" w:semiHidden="0" w:uiPriority="19" w:unhideWhenUsed="0" w:qFormat="1"/>
-    <w:lsdException w:name="Intense Emphasis" w:semiHidden="0" w:uiPriority="21" w:unhideWhenUsed="0" w:qFormat="1"/>
-    <w:lsdException w:name="Subtle Reference" w:semiHidden="0" w:uiPriority="31" w:unhideWhenUsed="0" w:qFormat="1"/>
-    <w:lsdException w:name="Intense Reference" w:semiHidden="0" w:uiPriority="32" w:unhideWhenUsed="0" w:qFormat="1"/>
-    <w:lsdException w:name="Book Title" w:semiHidden="0" w:uiPriority="33" w:unhideWhenUsed="0" w:qFormat="1"/>
-    <w:lsdException w:name="Bibliography" w:uiPriority="37"/>
-    <w:lsdException w:name="TOC Heading" w:uiPriority="39" w:qFormat="1"/>
+  <w:latentStyles w:defLockedState="0" w:defUIPriority="99" w:defSemiHidden="0" w:defUnhideWhenUsed="0" w:defQFormat="0" w:count="376">
+    <w:lsdException w:name="Normal" w:uiPriority="0" w:qFormat="1"/>
+    <w:lsdException w:name="heading 1" w:uiPriority="9" w:qFormat="1"/>
+    <w:lsdException w:name="heading 2" w:semiHidden="1" w:uiPriority="9" w:unhideWhenUsed="1" w:qFormat="1"/>
+    <w:lsdException w:name="heading 3" w:semiHidden="1" w:uiPriority="9" w:unhideWhenUsed="1" w:qFormat="1"/>
+    <w:lsdException w:name="heading 4" w:semiHidden="1" w:uiPriority="9" w:unhideWhenUsed="1" w:qFormat="1"/>
+    <w:lsdException w:name="heading 5" w:semiHidden="1" w:uiPriority="9" w:unhideWhenUsed="1" w:qFormat="1"/>
+    <w:lsdException w:name="heading 6" w:semiHidden="1" w:uiPriority="9" w:unhideWhenUsed="1" w:qFormat="1"/>
+    <w:lsdException w:name="heading 7" w:semiHidden="1" w:uiPriority="9" w:unhideWhenUsed="1" w:qFormat="1"/>
+    <w:lsdException w:name="heading 8" w:semiHidden="1" w:uiPriority="9" w:unhideWhenUsed="1" w:qFormat="1"/>
+    <w:lsdException w:name="heading 9" w:semiHidden="1" w:uiPriority="9" w:unhideWhenUsed="1" w:qFormat="1"/>
+    <w:lsdException w:name="index 1" w:semiHidden="1" w:unhideWhenUsed="1"/>
+    <w:lsdException w:name="index 2" w:semiHidden="1" w:unhideWhenUsed="1"/>
+    <w:lsdException w:name="index 3" w:semiHidden="1" w:unhideWhenUsed="1"/>
+    <w:lsdException w:name="index 4" w:semiHidden="1" w:unhideWhenUsed="1"/>
+    <w:lsdException w:name="index 5" w:semiHidden="1" w:unhideWhenUsed="1"/>
+    <w:lsdException w:name="index 6" w:semiHidden="1" w:unhideWhenUsed="1"/>
+    <w:lsdException w:name="index 7" w:semiHidden="1" w:unhideWhenUsed="1"/>
+    <w:lsdException w:name="index 8" w:semiHidden="1" w:unhideWhenUsed="1"/>
+    <w:lsdException w:name="index 9" w:semiHidden="1" w:unhideWhenUsed="1"/>
+    <w:lsdException w:name="toc 1" w:semiHidden="1" w:uiPriority="39" w:unhideWhenUsed="1"/>
+    <w:lsdException w:name="toc 2" w:semiHidden="1" w:uiPriority="39" w:unhideWhenUsed="1"/>
+    <w:lsdException w:name="toc 3" w:semiHidden="1" w:uiPriority="39" w:unhideWhenUsed="1"/>
+    <w:lsdException w:name="toc 4" w:semiHidden="1" w:uiPriority="39" w:unhideWhenUsed="1"/>
+    <w:lsdException w:name="toc 5" w:semiHidden="1" w:uiPriority="39" w:unhideWhenUsed="1"/>
+    <w:lsdException w:name="toc 6" w:semiHidden="1" w:uiPriority="39" w:unhideWhenUsed="1"/>
+    <w:lsdException w:name="toc 7" w:semiHidden="1" w:uiPriority="39" w:unhideWhenUsed="1"/>
+    <w:lsdException w:name="toc 8" w:semiHidden="1" w:uiPriority="39" w:unhideWhenUsed="1"/>
+    <w:lsdException w:name="toc 9" w:semiHidden="1" w:uiPriority="39" w:unhideWhenUsed="1"/>
+    <w:lsdException w:name="Normal Indent" w:semiHidden="1" w:unhideWhenUsed="1"/>
+    <w:lsdException w:name="footnote text" w:semiHidden="1" w:unhideWhenUsed="1"/>
+    <w:lsdException w:name="annotation text" w:semiHidden="1" w:unhideWhenUsed="1"/>
+    <w:lsdException w:name="header" w:semiHidden="1" w:unhideWhenUsed="1"/>
+    <w:lsdException w:name="footer" w:semiHidden="1" w:unhideWhenUsed="1"/>
+    <w:lsdException w:name="index heading" w:semiHidden="1" w:unhideWhenUsed="1"/>
+    <w:lsdException w:name="caption" w:semiHidden="1" w:uiPriority="35" w:unhideWhenUsed="1" w:qFormat="1"/>
+    <w:lsdException w:name="table of figures" w:semiHidden="1" w:unhideWhenUsed="1"/>
+    <w:lsdException w:name="envelope address" w:semiHidden="1" w:unhideWhenUsed="1"/>
+    <w:lsdException w:name="envelope return" w:semiHidden="1" w:unhideWhenUsed="1"/>
+    <w:lsdException w:name="footnote reference" w:semiHidden="1" w:unhideWhenUsed="1"/>
+    <w:lsdException w:name="annotation reference" w:semiHidden="1" w:unhideWhenUsed="1"/>
+    <w:lsdException w:name="line number" w:semiHidden="1" w:unhideWhenUsed="1"/>
+    <w:lsdException w:name="page number" w:semiHidden="1" w:unhideWhenUsed="1"/>
+    <w:lsdException w:name="endnote reference" w:semiHidden="1" w:unhideWhenUsed="1"/>
+    <w:lsdException w:name="endnote text" w:semiHidden="1" w:unhideWhenUsed="1"/>
+    <w:lsdException w:name="table of authorities" w:semiHidden="1" w:unhideWhenUsed="1"/>
+    <w:lsdException w:name="macro" w:semiHidden="1" w:unhideWhenUsed="1"/>
+    <w:lsdException w:name="toa heading" w:semiHidden="1" w:unhideWhenUsed="1"/>
+    <w:lsdException w:name="List" w:semiHidden="1" w:unhideWhenUsed="1"/>
+    <w:lsdException w:name="List Bullet" w:semiHidden="1" w:unhideWhenUsed="1"/>
+    <w:lsdException w:name="List Number" w:semiHidden="1" w:unhideWhenUsed="1"/>
+    <w:lsdException w:name="List 2" w:semiHidden="1" w:unhideWhenUsed="1"/>
+    <w:lsdException w:name="List 3" w:semiHidden="1" w:unhideWhenUsed="1"/>
+    <w:lsdException w:name="List 4" w:semiHidden="1" w:unhideWhenUsed="1"/>
+    <w:lsdException w:name="List 5" w:semiHidden="1" w:unhideWhenUsed="1"/>
+    <w:lsdException w:name="List Bullet 2" w:semiHidden="1" w:unhideWhenUsed="1"/>
+    <w:lsdException w:name="List Bullet 3" w:semiHidden="1" w:unhideWhenUsed="1"/>
+    <w:lsdException w:name="List Bullet 4" w:semiHidden="1" w:unhideWhenUsed="1"/>
+    <w:lsdException w:name="List Bullet 5" w:semiHidden="1" w:unhideWhenUsed="1"/>
+    <w:lsdException w:name="List Number 2" w:semiHidden="1" w:unhideWhenUsed="1"/>
+    <w:lsdException w:name="List Number 3" w:semiHidden="1" w:unhideWhenUsed="1"/>
+    <w:lsdException w:name="List Number 4" w:semiHidden="1" w:unhideWhenUsed="1"/>
+    <w:lsdException w:name="List Number 5" w:semiHidden="1" w:unhideWhenUsed="1"/>
+    <w:lsdException w:name="Title" w:uiPriority="10" w:qFormat="1"/>
+    <w:lsdException w:name="Closing" w:semiHidden="1" w:unhideWhenUsed="1"/>
+    <w:lsdException w:name="Signature" w:semiHidden="1" w:unhideWhenUsed="1"/>
+    <w:lsdException w:name="Default Paragraph Font" w:semiHidden="1" w:uiPriority="1" w:unhideWhenUsed="1"/>
+    <w:lsdException w:name="Body Text" w:semiHidden="1" w:unhideWhenUsed="1"/>
+    <w:lsdException w:name="Body Text Indent" w:semiHidden="1" w:unhideWhenUsed="1"/>
+    <w:lsdException w:name="List Continue" w:semiHidden="1" w:unhideWhenUsed="1"/>
+    <w:lsdException w:name="List Continue 2" w:semiHidden="1" w:unhideWhenUsed="1"/>
+    <w:lsdException w:name="List Continue 3" w:semiHidden="1" w:unhideWhenUsed="1"/>
+    <w:lsdException w:name="List Continue 4" w:semiHidden="1" w:unhideWhenUsed="1"/>
+    <w:lsdException w:name="List Continue 5" w:semiHidden="1" w:unhideWhenUsed="1"/>
+    <w:lsdException w:name="Message Header" w:semiHidden="1" w:unhideWhenUsed="1"/>
+    <w:lsdException w:name="Subtitle" w:uiPriority="11" w:qFormat="1"/>
+    <w:lsdException w:name="Salutation" w:semiHidden="1" w:unhideWhenUsed="1"/>
+    <w:lsdException w:name="Date" w:semiHidden="1" w:unhideWhenUsed="1"/>
+    <w:lsdException w:name="Body Text First Indent" w:semiHidden="1" w:unhideWhenUsed="1"/>
+    <w:lsdException w:name="Body Text First Indent 2" w:semiHidden="1" w:unhideWhenUsed="1"/>
+    <w:lsdException w:name="Note Heading" w:semiHidden="1" w:unhideWhenUsed="1"/>
+    <w:lsdException w:name="Body Text 2" w:semiHidden="1" w:unhideWhenUsed="1"/>
+    <w:lsdException w:name="Body Text 3" w:semiHidden="1" w:unhideWhenUsed="1"/>
+    <w:lsdException w:name="Body Text Indent 2" w:semiHidden="1" w:unhideWhenUsed="1"/>
+    <w:lsdException w:name="Body Text Indent 3" w:semiHidden="1" w:unhideWhenUsed="1"/>
+    <w:lsdException w:name="Block Text" w:semiHidden="1" w:unhideWhenUsed="1"/>
+    <w:lsdException w:name="Hyperlink" w:semiHidden="1" w:unhideWhenUsed="1"/>
+    <w:lsdException w:name="FollowedHyperlink" w:semiHidden="1" w:unhideWhenUsed="1"/>
+    <w:lsdException w:name="Strong" w:uiPriority="22" w:qFormat="1"/>
+    <w:lsdException w:name="Emphasis" w:uiPriority="20" w:qFormat="1"/>
+    <w:lsdException w:name="Document Map" w:semiHidden="1" w:unhideWhenUsed="1"/>
+    <w:lsdException w:name="Plain Text" w:semiHidden="1" w:unhideWhenUsed="1"/>
+    <w:lsdException w:name="E-mail Signature" w:semiHidden="1" w:unhideWhenUsed="1"/>
+    <w:lsdException w:name="HTML Top of Form" w:semiHidden="1" w:unhideWhenUsed="1"/>
+    <w:lsdException w:name="HTML Bottom of Form" w:semiHidden="1" w:unhideWhenUsed="1"/>
+    <w:lsdException w:name="Normal (Web)" w:semiHidden="1" w:unhideWhenUsed="1"/>
+    <w:lsdException w:name="HTML Acronym" w:semiHidden="1" w:unhideWhenUsed="1"/>
+    <w:lsdException w:name="HTML Address" w:semiHidden="1" w:unhideWhenUsed="1"/>
+    <w:lsdException w:name="HTML Cite" w:semiHidden="1" w:unhideWhenUsed="1"/>
+    <w:lsdException w:name="HTML Code" w:semiHidden="1" w:unhideWhenUsed="1"/>
+    <w:lsdException w:name="HTML Definition" w:semiHidden="1" w:unhideWhenUsed="1"/>
+    <w:lsdException w:name="HTML Keyboard" w:semiHidden="1" w:unhideWhenUsed="1"/>
+    <w:lsdException w:name="HTML Preformatted" w:semiHidden="1" w:unhideWhenUsed="1"/>
+    <w:lsdException w:name="HTML Sample" w:semiHidden="1" w:unhideWhenUsed="1"/>
+    <w:lsdException w:name="HTML Typewriter" w:semiHidden="1" w:unhideWhenUsed="1"/>
+    <w:lsdException w:name="HTML Variable" w:semiHidden="1" w:unhideWhenUsed="1"/>
+    <w:lsdException w:name="Normal Table" w:semiHidden="1" w:unhideWhenUsed="1"/>
+    <w:lsdException w:name="annotation subject" w:semiHidden="1" w:unhideWhenUsed="1"/>
+    <w:lsdException w:name="No List" w:semiHidden="1" w:unhideWhenUsed="1"/>
+    <w:lsdException w:name="Outline List 1" w:semiHidden="1" w:unhideWhenUsed="1"/>
+    <w:lsdException w:name="Outline List 2" w:semiHidden="1" w:unhideWhenUsed="1"/>
+    <w:lsdException w:name="Outline List 3" w:semiHidden="1" w:unhideWhenUsed="1"/>
+    <w:lsdException w:name="Table Simple 1" w:semiHidden="1" w:unhideWhenUsed="1"/>
+    <w:lsdException w:name="Table Simple 2" w:semiHidden="1" w:unhideWhenUsed="1"/>
+    <w:lsdException w:name="Table Simple 3" w:semiHidden="1" w:unhideWhenUsed="1"/>
+    <w:lsdException w:name="Table Classic 1" w:semiHidden="1" w:unhideWhenUsed="1"/>
+    <w:lsdException w:name="Table Classic 2" w:semiHidden="1" w:unhideWhenUsed="1"/>
+    <w:lsdException w:name="Table Classic 3" w:semiHidden="1" w:unhideWhenUsed="1"/>
+    <w:lsdException w:name="Table Classic 4" w:semiHidden="1" w:unhideWhenUsed="1"/>
+    <w:lsdException w:name="Table Colorful 1" w:semiHidden="1" w:unhideWhenUsed="1"/>
+    <w:lsdException w:name="Table Colorful 2" w:semiHidden="1" w:unhideWhenUsed="1"/>
+    <w:lsdException w:name="Table Colorful 3" w:semiHidden="1" w:unhideWhenUsed="1"/>
+    <w:lsdException w:name="Table Columns 1" w:semiHidden="1" w:unhideWhenUsed="1"/>
+    <w:lsdException w:name="Table Columns 2" w:semiHidden="1" w:unhideWhenUsed="1"/>
+    <w:lsdException w:name="Table Columns 3" w:semiHidden="1" w:unhideWhenUsed="1"/>
+    <w:lsdException w:name="Table Columns 4" w:semiHidden="1" w:unhideWhenUsed="1"/>
+    <w:lsdException w:name="Table Columns 5" w:semiHidden="1" w:unhideWhenUsed="1"/>
+    <w:lsdException w:name="Table Grid 1" w:semiHidden="1" w:unhideWhenUsed="1"/>
+    <w:lsdException w:name="Table Grid 2" w:semiHidden="1" w:unhideWhenUsed="1"/>
+    <w:lsdException w:name="Table Grid 3" w:semiHidden="1" w:unhideWhenUsed="1"/>
+    <w:lsdException w:name="Table Grid 4" w:semiHidden="1" w:unhideWhenUsed="1"/>
+    <w:lsdException w:name="Table Grid 5" w:semiHidden="1" w:unhideWhenUsed="1"/>
+    <w:lsdException w:name="Table Grid 6" w:semiHidden="1" w:unhideWhenUsed="1"/>
+    <w:lsdException w:name="Table Grid 7" w:semiHidden="1" w:unhideWhenUsed="1"/>
+    <w:lsdException w:name="Table Grid 8" w:semiHidden="1" w:unhideWhenUsed="1"/>
+    <w:lsdException w:name="Table List 1" w:semiHidden="1" w:unhideWhenUsed="1"/>
+    <w:lsdException w:name="Table List 2" w:semiHidden="1" w:unhideWhenUsed="1"/>
+    <w:lsdException w:name="Table List 3" w:semiHidden="1" w:unhideWhenUsed="1"/>
+    <w:lsdException w:name="Table List 4" w:semiHidden="1" w:unhideWhenUsed="1"/>
+    <w:lsdException w:name="Table List 5" w:semiHidden="1" w:unhideWhenUsed="1"/>
+    <w:lsdException w:name="Table List 6" w:semiHidden="1" w:unhideWhenUsed="1"/>
+    <w:lsdException w:name="Table List 7" w:semiHidden="1" w:unhideWhenUsed="1"/>
+    <w:lsdException w:name="Table List 8" w:semiHidden="1" w:unhideWhenUsed="1"/>
+    <w:lsdException w:name="Table 3D effects 1" w:semiHidden="1" w:unhideWhenUsed="1"/>
+    <w:lsdException w:name="Table 3D effects 2" w:semiHidden="1" w:unhideWhenUsed="1"/>
+    <w:lsdException w:name="Table 3D effects 3" w:semiHidden="1" w:unhideWhenUsed="1"/>
+    <w:lsdException w:name="Table Contemporary" w:semiHidden="1" w:unhideWhenUsed="1"/>
+    <w:lsdException w:name="Table Elegant" w:semiHidden="1" w:unhideWhenUsed="1"/>
+    <w:lsdException w:name="Table Professional" w:semiHidden="1" w:unhideWhenUsed="1"/>
+    <w:lsdException w:name="Table Subtle 1" w:semiHidden="1" w:unhideWhenUsed="1"/>
+    <w:lsdException w:name="Table Subtle 2" w:semiHidden="1" w:unhideWhenUsed="1"/>
+    <w:lsdException w:name="Table Web 1" w:semiHidden="1" w:unhideWhenUsed="1"/>
+    <w:lsdException w:name="Table Web 2" w:semiHidden="1" w:unhideWhenUsed="1"/>
+    <w:lsdException w:name="Table Web 3" w:semiHidden="1" w:unhideWhenUsed="1"/>
+    <w:lsdException w:name="Balloon Text" w:semiHidden="1" w:unhideWhenUsed="1"/>
+    <w:lsdException w:name="Table Grid" w:uiPriority="39"/>
+    <w:lsdException w:name="Table Theme" w:semiHidden="1" w:unhideWhenUsed="1"/>
+    <w:lsdException w:name="Placeholder Text" w:semiHidden="1"/>
+    <w:lsdException w:name="No Spacing" w:uiPriority="1" w:qFormat="1"/>
+    <w:lsdException w:name="Light Shading" w:uiPriority="60"/>
+    <w:lsdException w:name="Light List" w:uiPriority="61"/>
+    <w:lsdException w:name="Light Grid" w:uiPriority="62"/>
+    <w:lsdException w:name="Medium Shading 1" w:uiPriority="63"/>
+    <w:lsdException w:name="Medium Shading 2" w:uiPriority="64"/>
+    <w:lsdException w:name="Medium List 1" w:uiPriority="65"/>
+    <w:lsdException w:name="Medium List 2" w:uiPriority="66"/>
+    <w:lsdException w:name="Medium Grid 1" w:uiPriority="67"/>
+    <w:lsdException w:name="Medium Grid 2" w:uiPriority="68"/>
+    <w:lsdException w:name="Medium Grid 3" w:uiPriority="69"/>
+    <w:lsdException w:name="Dark List" w:uiPriority="70"/>
+    <w:lsdException w:name="Colorful Shading" w:uiPriority="71"/>
+    <w:lsdException w:name="Colorful List" w:uiPriority="72"/>
+    <w:lsdException w:name="Colorful Grid" w:uiPriority="73"/>
+    <w:lsdException w:name="Light Shading Accent 1" w:uiPriority="60"/>
+    <w:lsdException w:name="Light List Accent 1" w:uiPriority="61"/>
+    <w:lsdException w:name="Light Grid Accent 1" w:uiPriority="62"/>
+    <w:lsdException w:name="Medium Shading 1 Accent 1" w:uiPriority="63"/>
+    <w:lsdException w:name="Medium Shading 2 Accent 1" w:uiPriority="64"/>
+    <w:lsdException w:name="Medium List 1 Accent 1" w:uiPriority="65"/>
+    <w:lsdException w:name="Revision" w:semiHidden="1"/>
+    <w:lsdException w:name="List Paragraph" w:uiPriority="34" w:qFormat="1"/>
+    <w:lsdException w:name="Quote" w:uiPriority="29" w:qFormat="1"/>
+    <w:lsdException w:name="Intense Quote" w:uiPriority="30" w:qFormat="1"/>
+    <w:lsdException w:name="Medium List 2 Accent 1" w:uiPriority="66"/>
+    <w:lsdException w:name="Medium Grid 1 Accent 1" w:uiPriority="67"/>
+    <w:lsdException w:name="Medium Grid 2 Accent 1" w:uiPriority="68"/>
+    <w:lsdException w:name="Medium Grid 3 Accent 1" w:uiPriority="69"/>
+    <w:lsdException w:name="Dark List Accent 1" w:uiPriority="70"/>
+    <w:lsdException w:name="Colorful Shading Accent 1" w:uiPriority="71"/>
+    <w:lsdException w:name="Colorful List Accent 1" w:uiPriority="72"/>
+    <w:lsdException w:name="Colorful Grid Accent 1" w:uiPriority="73"/>
+    <w:lsdException w:name="Light Shading Accent 2" w:uiPriority="60"/>
+    <w:lsdException w:name="Light List Accent 2" w:uiPriority="61"/>
+    <w:lsdException w:name="Light Grid Accent 2" w:uiPriority="62"/>
+    <w:lsdException w:name="Medium Shading 1 Accent 2" w:uiPriority="63"/>
+    <w:lsdException w:name="Medium Shading 2 Accent 2" w:uiPriority="64"/>
+    <w:lsdException w:name="Medium List 1 Accent 2" w:uiPriority="65"/>
+    <w:lsdException w:name="Medium List 2 Accent 2" w:uiPriority="66"/>
+    <w:lsdException w:name="Medium Grid 1 Accent 2" w:uiPriority="67"/>
+    <w:lsdException w:name="Medium Grid 2 Accent 2" w:uiPriority="68"/>
+    <w:lsdException w:name="Medium Grid 3 Accent 2" w:uiPriority="69"/>
+    <w:lsdException w:name="Dark List Accent 2" w:uiPriority="70"/>
+    <w:lsdException w:name="Colorful Shading Accent 2" w:uiPriority="71"/>
+    <w:lsdException w:name="Colorful List Accent 2" w:uiPriority="72"/>
+    <w:lsdException w:name="Colorful Grid Accent 2" w:uiPriority="73"/>
+    <w:lsdException w:name="Light Shading Accent 3" w:uiPriority="60"/>
+    <w:lsdException w:name="Light List Accent 3" w:uiPriority="61"/>
+    <w:lsdException w:name="Light Grid Accent 3" w:uiPriority="62"/>
+    <w:lsdException w:name="Medium Shading 1 Accent 3" w:uiPriority="63"/>
+    <w:lsdException w:name="Medium Shading 2 Accent 3" w:uiPriority="64"/>
+    <w:lsdException w:name="Medium List 1 Accent 3" w:uiPriority="65"/>
+    <w:lsdException w:name="Medium List 2 Accent 3" w:uiPriority="66"/>
+    <w:lsdException w:name="Medium Grid 1 Accent 3" w:uiPriority="67"/>
+    <w:lsdException w:name="Medium Grid 2 Accent 3" w:uiPriority="68"/>
+    <w:lsdException w:name="Medium Grid 3 Accent 3" w:uiPriority="69"/>
+    <w:lsdException w:name="Dark List Accent 3" w:uiPriority="70"/>
+    <w:lsdException w:name="Colorful Shading Accent 3" w:uiPriority="71"/>
+    <w:lsdException w:name="Colorful List Accent 3" w:uiPriority="72"/>
+    <w:lsdException w:name="Colorful Grid Accent 3" w:uiPriority="73"/>
+    <w:lsdException w:name="Light Shading Accent 4" w:uiPriority="60"/>
+    <w:lsdException w:name="Light List Accent 4" w:uiPriority="61"/>
+    <w:lsdException w:name="Light Grid Accent 4" w:uiPriority="62"/>
+    <w:lsdException w:name="Medium Shading 1 Accent 4" w:uiPriority="63"/>
+    <w:lsdException w:name="Medium Shading 2 Accent 4" w:uiPriority="64"/>
+    <w:lsdException w:name="Medium List 1 Accent 4" w:uiPriority="65"/>
+    <w:lsdException w:name="Medium List 2 Accent 4" w:uiPriority="66"/>
+    <w:lsdException w:name="Medium Grid 1 Accent 4" w:uiPriority="67"/>
+    <w:lsdException w:name="Medium Grid 2 Accent 4" w:uiPriority="68"/>
+    <w:lsdException w:name="Medium Grid 3 Accent 4" w:uiPriority="69"/>
+    <w:lsdException w:name="Dark List Accent 4" w:uiPriority="70"/>
+    <w:lsdException w:name="Colorful Shading Accent 4" w:uiPriority="71"/>
+    <w:lsdException w:name="Colorful List Accent 4" w:uiPriority="72"/>
+    <w:lsdException w:name="Colorful Grid Accent 4" w:uiPriority="73"/>
+    <w:lsdException w:name="Light Shading Accent 5" w:uiPriority="60"/>
+    <w:lsdException w:name="Light List Accent 5" w:uiPriority="61"/>
+    <w:lsdException w:name="Light Grid Accent 5" w:uiPriority="62"/>
+    <w:lsdException w:name="Medium Shading 1 Accent 5" w:uiPriority="63"/>
+    <w:lsdException w:name="Medium Shading 2 Accent 5" w:uiPriority="64"/>
+    <w:lsdException w:name="Medium List 1 Accent 5" w:uiPriority="65"/>
+    <w:lsdException w:name="Medium List 2 Accent 5" w:uiPriority="66"/>
+    <w:lsdException w:name="Medium Grid 1 Accent 5" w:uiPriority="67"/>
+    <w:lsdException w:name="Medium Grid 2 Accent 5" w:uiPriority="68"/>
+    <w:lsdException w:name="Medium Grid 3 Accent 5" w:uiPriority="69"/>
+    <w:lsdException w:name="Dark List Accent 5" w:uiPriority="70"/>
+    <w:lsdException w:name="Colorful Shading Accent 5" w:uiPriority="71"/>
+    <w:lsdException w:name="Colorful List Accent 5" w:uiPriority="72"/>
+    <w:lsdException w:name="Colorful Grid Accent 5" w:uiPriority="73"/>
+    <w:lsdException w:name="Light Shading Accent 6" w:uiPriority="60"/>
+    <w:lsdException w:name="Light List Accent 6" w:uiPriority="61"/>
+    <w:lsdException w:name="Light Grid Accent 6" w:uiPriority="62"/>
+    <w:lsdException w:name="Medium Shading 1 Accent 6" w:uiPriority="63"/>
+    <w:lsdException w:name="Medium Shading 2 Accent 6" w:uiPriority="64"/>
+    <w:lsdException w:name="Medium List 1 Accent 6" w:uiPriority="65"/>
+    <w:lsdException w:name="Medium List 2 Accent 6" w:uiPriority="66"/>
+    <w:lsdException w:name="Medium Grid 1 Accent 6" w:uiPriority="67"/>
+    <w:lsdException w:name="Medium Grid 2 Accent 6" w:uiPriority="68"/>
+    <w:lsdException w:name="Medium Grid 3 Accent 6" w:uiPriority="69"/>
+    <w:lsdException w:name="Dark List Accent 6" w:uiPriority="70"/>
+    <w:lsdException w:name="Colorful Shading Accent 6" w:uiPriority="71"/>
+    <w:lsdException w:name="Colorful List Accent 6" w:uiPriority="72"/>
+    <w:lsdException w:name="Colorful Grid Accent 6" w:uiPriority="73"/>
+    <w:lsdException w:name="Subtle Emphasis" w:uiPriority="19" w:qFormat="1"/>
+    <w:lsdException w:name="Intense Emphasis" w:uiPriority="21" w:qFormat="1"/>
+    <w:lsdException w:name="Subtle Reference" w:uiPriority="31" w:qFormat="1"/>
+    <w:lsdException w:name="Intense Reference" w:uiPriority="32" w:qFormat="1"/>
+    <w:lsdException w:name="Book Title" w:uiPriority="33" w:qFormat="1"/>
+    <w:lsdException w:name="Bibliography" w:semiHidden="1" w:uiPriority="37" w:unhideWhenUsed="1"/>
+    <w:lsdException w:name="TOC Heading" w:semiHidden="1" w:uiPriority="39" w:unhideWhenUsed="1" w:qFormat="1"/>
+    <w:lsdException w:name="Plain Table 1" w:uiPriority="41"/>
+    <w:lsdException w:name="Plain Table 2" w:uiPriority="42"/>
+    <w:lsdException w:name="Plain Table 3" w:uiPriority="43"/>
+    <w:lsdException w:name="Plain Table 4" w:uiPriority="44"/>
+    <w:lsdException w:name="Plain Table 5" w:uiPriority="45"/>
+    <w:lsdException w:name="Grid Table Light" w:uiPriority="40"/>
+    <w:lsdException w:name="Grid Table 1 Light" w:uiPriority="46"/>
+    <w:lsdException w:name="Grid Table 2" w:uiPriority="47"/>
+    <w:lsdException w:name="Grid Table 3" w:uiPriority="48"/>
+    <w:lsdException w:name="Grid Table 4" w:uiPriority="49"/>
+    <w:lsdException w:name="Grid Table 5 Dark" w:uiPriority="50"/>
+    <w:lsdException w:name="Grid Table 6 Colorful" w:uiPriority="51"/>
+    <w:lsdException w:name="Grid Table 7 Colorful" w:uiPriority="52"/>
+    <w:lsdException w:name="Grid Table 1 Light Accent 1" w:uiPriority="46"/>
+    <w:lsdException w:name="Grid Table 2 Accent 1" w:uiPriority="47"/>
+    <w:lsdException w:name="Grid Table 3 Accent 1" w:uiPriority="48"/>
+    <w:lsdException w:name="Grid Table 4 Accent 1" w:uiPriority="49"/>
+    <w:lsdException w:name="Grid Table 5 Dark Accent 1" w:uiPriority="50"/>
+    <w:lsdException w:name="Grid Table 6 Colorful Accent 1" w:uiPriority="51"/>
+    <w:lsdException w:name="Grid Table 7 Colorful Accent 1" w:uiPriority="52"/>
+    <w:lsdException w:name="Grid Table 1 Light Accent 2" w:uiPriority="46"/>
+    <w:lsdException w:name="Grid Table 2 Accent 2" w:uiPriority="47"/>
+    <w:lsdException w:name="Grid Table 3 Accent 2" w:uiPriority="48"/>
+    <w:lsdException w:name="Grid Table 4 Accent 2" w:uiPriority="49"/>
+    <w:lsdException w:name="Grid Table 5 Dark Accent 2" w:uiPriority="50"/>
+    <w:lsdException w:name="Grid Table 6 Colorful Accent 2" w:uiPriority="51"/>
+    <w:lsdException w:name="Grid Table 7 Colorful Accent 2" w:uiPriority="52"/>
+    <w:lsdException w:name="Grid Table 1 Light Accent 3" w:uiPriority="46"/>
+    <w:lsdException w:name="Grid Table 2 Accent 3" w:uiPriority="47"/>
+    <w:lsdException w:name="Grid Table 3 Accent 3" w:uiPriority="48"/>
+    <w:lsdException w:name="Grid Table 4 Accent 3" w:uiPriority="49"/>
+    <w:lsdException w:name="Grid Table 5 Dark Accent 3" w:uiPriority="50"/>
+    <w:lsdException w:name="Grid Table 6 Colorful Accent 3" w:uiPriority="51"/>
+    <w:lsdException w:name="Grid Table 7 Colorful Accent 3" w:uiPriority="52"/>
+    <w:lsdException w:name="Grid Table 1 Light Accent 4" w:uiPriority="46"/>
+    <w:lsdException w:name="Grid Table 2 Accent 4" w:uiPriority="47"/>
+    <w:lsdException w:name="Grid Table 3 Accent 4" w:uiPriority="48"/>
+    <w:lsdException w:name="Grid Table 4 Accent 4" w:uiPriority="49"/>
+    <w:lsdException w:name="Grid Table 5 Dark Accent 4" w:uiPriority="50"/>
+    <w:lsdException w:name="Grid Table 6 Colorful Accent 4" w:uiPriority="51"/>
+    <w:lsdException w:name="Grid Table 7 Colorful Accent 4" w:uiPriority="52"/>
+    <w:lsdException w:name="Grid Table 1 Light Accent 5" w:uiPriority="46"/>
+    <w:lsdException w:name="Grid Table 2 Accent 5" w:uiPriority="47"/>
+    <w:lsdException w:name="Grid Table 3 Accent 5" w:uiPriority="48"/>
+    <w:lsdException w:name="Grid Table 4 Accent 5" w:uiPriority="49"/>
+    <w:lsdException w:name="Grid Table 5 Dark Accent 5" w:uiPriority="50"/>
+    <w:lsdException w:name="Grid Table 6 Colorful Accent 5" w:uiPriority="51"/>
+    <w:lsdException w:name="Grid Table 7 Colorful Accent 5" w:uiPriority="52"/>
+    <w:lsdException w:name="Grid Table 1 Light Accent 6" w:uiPriority="46"/>
+    <w:lsdException w:name="Grid Table 2 Accent 6" w:uiPriority="47"/>
+    <w:lsdException w:name="Grid Table 3 Accent 6" w:uiPriority="48"/>
+    <w:lsdException w:name="Grid Table 4 Accent 6" w:uiPriority="49"/>
+    <w:lsdException w:name="Grid Table 5 Dark Accent 6" w:uiPriority="50"/>
+    <w:lsdException w:name="Grid Table 6 Colorful Accent 6" w:uiPriority="51"/>
+    <w:lsdException w:name="Grid Table 7 Colorful Accent 6" w:uiPriority="52"/>
+    <w:lsdException w:name="List Table 1 Light" w:uiPriority="46"/>
+    <w:lsdException w:name="List Table 2" w:uiPriority="47"/>
+    <w:lsdException w:name="List Table 3" w:uiPriority="48"/>
+    <w:lsdException w:name="List Table 4" w:uiPriority="49"/>
+    <w:lsdException w:name="List Table 5 Dark" w:uiPriority="50"/>
+    <w:lsdException w:name="List Table 6 Colorful" w:uiPriority="51"/>
+    <w:lsdException w:name="List Table 7 Colorful" w:uiPriority="52"/>
+    <w:lsdException w:name="List Table 1 Light Accent 1" w:uiPriority="46"/>
+    <w:lsdException w:name="List Table 2 Accent 1" w:uiPriority="47"/>
+    <w:lsdException w:name="List Table 3 Accent 1" w:uiPriority="48"/>
+    <w:lsdException w:name="List Table 4 Accent 1" w:uiPriority="49"/>
+    <w:lsdException w:name="List Table 5 Dark Accent 1" w:uiPriority="50"/>
+    <w:lsdException w:name="List Table 6 Colorful Accent 1" w:uiPriority="51"/>
+    <w:lsdException w:name="List Table 7 Colorful Accent 1" w:uiPriority="52"/>
+    <w:lsdException w:name="List Table 1 Light Accent 2" w:uiPriority="46"/>
+    <w:lsdException w:name="List Table 2 Accent 2" w:uiPriority="47"/>
+    <w:lsdException w:name="List Table 3 Accent 2" w:uiPriority="48"/>
+    <w:lsdException w:name="List Table 4 Accent 2" w:uiPriority="49"/>
+    <w:lsdException w:name="List Table 5 Dark Accent 2" w:uiPriority="50"/>
+    <w:lsdException w:name="List Table 6 Colorful Accent 2" w:uiPriority="51"/>
+    <w:lsdException w:name="List Table 7 Colorful Accent 2" w:uiPriority="52"/>
+    <w:lsdException w:name="List Table 1 Light Accent 3" w:uiPriority="46"/>
+    <w:lsdException w:name="List Table 2 Accent 3" w:uiPriority="47"/>
+    <w:lsdException w:name="List Table 3 Accent 3" w:uiPriority="48"/>
+    <w:lsdException w:name="List Table 4 Accent 3" w:uiPriority="49"/>
+    <w:lsdException w:name="List Table 5 Dark Accent 3" w:uiPriority="50"/>
+    <w:lsdException w:name="List Table 6 Colorful Accent 3" w:uiPriority="51"/>
+    <w:lsdException w:name="List Table 7 Colorful Accent 3" w:uiPriority="52"/>
+    <w:lsdException w:name="List Table 1 Light Accent 4" w:uiPriority="46"/>
+    <w:lsdException w:name="List Table 2 Accent 4" w:uiPriority="47"/>
+    <w:lsdException w:name="List Table 3 Accent 4" w:uiPriority="48"/>
+    <w:lsdException w:name="List Table 4 Accent 4" w:uiPriority="49"/>
+    <w:lsdException w:name="List Table 5 Dark Accent 4" w:uiPriority="50"/>
+    <w:lsdException w:name="List Table 6 Colorful Accent 4" w:uiPriority="51"/>
+    <w:lsdException w:name="List Table 7 Colorful Accent 4" w:uiPriority="52"/>
+    <w:lsdException w:name="List Table 1 Light Accent 5" w:uiPriority="46"/>
+    <w:lsdException w:name="List Table 2 Accent 5" w:uiPriority="47"/>
+    <w:lsdException w:name="List Table 3 Accent 5" w:uiPriority="48"/>
+    <w:lsdException w:name="List Table 4 Accent 5" w:uiPriority="49"/>
+    <w:lsdException w:name="List Table 5 Dark Accent 5" w:uiPriority="50"/>
+    <w:lsdException w:name="List Table 6 Colorful Accent 5" w:uiPriority="51"/>
+    <w:lsdException w:name="List Table 7 Colorful Accent 5" w:uiPriority="52"/>
+    <w:lsdException w:name="List Table 1 Light Accent 6" w:uiPriority="46"/>
+    <w:lsdException w:name="List Table 2 Accent 6" w:uiPriority="47"/>
+    <w:lsdException w:name="List Table 3 Accent 6" w:uiPriority="48"/>
+    <w:lsdException w:name="List Table 4 Accent 6" w:uiPriority="49"/>
+    <w:lsdException w:name="List Table 5 Dark Accent 6" w:uiPriority="50"/>
+    <w:lsdException w:name="List Table 6 Colorful Accent 6" w:uiPriority="51"/>
+    <w:lsdException w:name="List Table 7 Colorful Accent 6" w:uiPriority="52"/>
+    <w:lsdException w:name="Mention" w:semiHidden="1" w:unhideWhenUsed="1"/>
+    <w:lsdException w:name="Smart Hyperlink" w:semiHidden="1" w:unhideWhenUsed="1"/>
+    <w:lsdException w:name="Hashtag" w:semiHidden="1" w:unhideWhenUsed="1"/>
+    <w:lsdException w:name="Unresolved Mention" w:semiHidden="1" w:unhideWhenUsed="1"/>
+    <w:lsdException w:name="Smart Link" w:semiHidden="1" w:unhideWhenUsed="1"/>
   </w:latentStyles>
   <w:style w:type="paragraph" w:default="1" w:styleId="a">
     <w:name w:val="Normal"/>
@@ -1750,7 +2071,6 @@
     <w:uiPriority w:val="99"/>
     <w:semiHidden/>
     <w:unhideWhenUsed/>
-    <w:qFormat/>
     <w:tblPr>
       <w:tblInd w:w="0" w:type="dxa"/>
       <w:tblCellMar>
@@ -1907,7 +2227,7 @@
     </w:rPr>
   </w:style>
   <w:style w:type="character" w:customStyle="1" w:styleId="a4">
-    <w:name w:val="Название Знак"/>
+    <w:name w:val="Заголовок Знак"/>
     <w:basedOn w:val="a0"/>
     <w:link w:val="a3"/>
     <w:uiPriority w:val="10"/>
@@ -2068,8 +2388,8 @@
       <w:u w:val="single"/>
     </w:rPr>
   </w:style>
-  <w:style w:type="character" w:customStyle="1" w:styleId="UnresolvedMention">
-    <w:name w:val="Unresolved Mention"/>
+  <w:style w:type="character" w:customStyle="1" w:styleId="11">
+    <w:name w:val="Неразрешенное упоминание1"/>
     <w:basedOn w:val="a0"/>
     <w:uiPriority w:val="99"/>
     <w:semiHidden/>
@@ -2402,7 +2722,7 @@
   <a:extraClrSchemeLst/>
   <a:extLst>
     <a:ext uri="{05A4C25C-085E-4340-85A3-A5531E510DB2}">
-      <thm15:themeFamily xmlns:thm15="http://schemas.microsoft.com/office/thememl/2012/main" xmlns="" name="Office Theme" id="{62F939B6-93AF-4DB8-9C6B-D6C7DFDC589F}" vid="{4A3C46E8-61CC-4603-A589-7422A47A8E4A}"/>
+      <thm15:themeFamily xmlns:thm15="http://schemas.microsoft.com/office/thememl/2012/main" name="Office Theme" id="{62F939B6-93AF-4DB8-9C6B-D6C7DFDC589F}" vid="{4A3C46E8-61CC-4603-A589-7422A47A8E4A}"/>
     </a:ext>
   </a:extLst>
 </a:theme>
